--- a/reports/r0026.docx
+++ b/reports/r0026.docx
@@ -45,7 +45,7 @@
           <w:color w:val="000000"/>
           <w:sz w:val="21"/>
         </w:rPr>
-        <w:t>■ 鄂尔多斯经济总量在内蒙古自治区稳居第一，人均GDP约27.27万元、人均经济实力居全省前列，经济增速由7.00%回落至5.10%、有所放缓；固定资产投资最新增速1.70%，经济运行总体平稳。【待补充：鄂尔多斯市的行政与战略定位、支柱产业及龙头企业（数据库未覆盖，需人工补充）】</w:t>
+        <w:t>■ 鄂尔多斯作为内蒙古自治区下辖地级市，经济总量在内蒙古自治区稳居第一，人均GDP约27.27万元、人均经济实力居全省前列，经济增速由7.00%回落至5.10%、有所放缓；固定资产投资最新增速1.70%，经济运行总体平稳。</w:t>
       </w:r>
     </w:p>
     <w:p>
@@ -75,7 +75,7 @@
           <w:color w:val="000000"/>
           <w:sz w:val="21"/>
         </w:rPr>
-        <w:t>产业结构方面，2025年鄂尔多斯市三次产业结构为3.7:68.1:28.2。【待补充：支柱产业、主要龙头企业、对外贸易等定性描述（数据库未覆盖）】</w:t>
+        <w:t>产业结构方面，2025年鄂尔多斯市三次产业结构为3.7:68.1:28.2，以煤炭、电力、煤化工、羊绒纺织为支柱，能源资源富集。</w:t>
       </w:r>
     </w:p>
     <w:p>

--- a/reports/r0026.docx
+++ b/reports/r0026.docx
@@ -15,7 +15,7 @@
           <w:color w:val="000000"/>
           <w:sz w:val="28"/>
         </w:rPr>
-        <w:t>鄂尔多斯市信用评级报告(区域部分)</w:t>
+        <w:t>宁波市信用评级报告(区域部分)</w:t>
       </w:r>
     </w:p>
     <w:p>
@@ -45,7 +45,7 @@
           <w:color w:val="000000"/>
           <w:sz w:val="21"/>
         </w:rPr>
-        <w:t>■ 鄂尔多斯作为内蒙古自治区下辖地级市，经济总量在内蒙古自治区稳居第一，人均GDP约27.27万元、人均经济实力居全省前列，经济增速由7.00%回落至5.10%、有所放缓；固定资产投资最新增速1.70%，经济运行总体平稳。</w:t>
+        <w:t>■ 宁波作为计划单列市，经济总量列浙江省第二位，人均GDP约19.09万元、人均经济实力居全省前列，临港工业与外贸优势突出、民营经济活跃。</w:t>
       </w:r>
     </w:p>
     <w:p>
@@ -60,7 +60,7 @@
           <w:color w:val="000000"/>
           <w:sz w:val="21"/>
         </w:rPr>
-        <w:t>鄂尔多斯市2023、2024、2025年地区生产总值分别为6,059.10亿元、6,363.03亿元、6,122.20亿元，同比增长7.00%、6.40%、5.10%。截至2025年末，全市常住人口224.50万人，人均GDP约27.27万元。</w:t>
+        <w:t>宁波市为浙江省副省级城市、计划单列市，是长三角南翼经济中心和全国重要的港口工业城市，宁波舟山港货物吞吐量居全球前列。2023、2024、2025年，宁波市地区生产总值分别为17,146.60亿元、18,123.00亿元、18,716.00亿元，同比增长6.00%、5.40%、4.90%，由6.00%回落至4.90%、有所放缓。截至2025年末，全市常住人口983.30万人，人均GDP约19.09万元。</w:t>
       </w:r>
     </w:p>
     <w:p>
@@ -75,7 +75,7 @@
           <w:color w:val="000000"/>
           <w:sz w:val="21"/>
         </w:rPr>
-        <w:t>产业结构方面，2025年鄂尔多斯市三次产业结构为3.7:68.1:28.2，以煤炭、电力、煤化工、羊绒纺织为支柱，能源资源富集。</w:t>
+        <w:t>产业结构方面，2025年宁波市三次产业结构为2.5:42:55.5，以绿色石化、汽车制造、高端装备、新材料和港口物流为支柱，聚集吉利汽车、雅戈尔、均胜电子、镇海炼化等企业，临港产业与民营经济均发达，制造业“单项冠军”企业数量居全国前列。</w:t>
       </w:r>
     </w:p>
     <w:p>
@@ -90,7 +90,7 @@
           <w:color w:val="000000"/>
           <w:sz w:val="21"/>
         </w:rPr>
-        <w:t>2023、2024、2025年固定资产投资增速分别为27.40%、23.30%、1.70%，2025年社会消费品零售总额698.00亿元，进出口总额16.93亿美元。</w:t>
+        <w:t>经济动能方面，2023、2024、2025年宁波市固定资产投资增速分别为7.50%、-1.40%、-21.40%，在房地产投资承压、部分大型项目接续不足的背景下有所走弱；2025年社会消费品零售总额5,703.00亿元，进出口总额2,038.67亿美元。</w:t>
       </w:r>
     </w:p>
     <w:p>
@@ -106,7 +106,7 @@
           <w:color w:val="000000"/>
           <w:sz w:val="21"/>
         </w:rPr>
-        <w:t>图表：2025年内蒙古自治区各地级市主要经济指标对比</w:t>
+        <w:t>图表：2025年浙江省各地级市主要经济指标对比</w:t>
       </w:r>
     </w:p>
     <w:tbl>
@@ -362,7 +362,7 @@
                 <w:color w:val="000000"/>
                 <w:sz w:val="18"/>
               </w:rPr>
-              <w:t>鄂尔多斯市</w:t>
+              <w:t>杭州市</w:t>
             </w:r>
           </w:p>
         </w:tc>
@@ -391,7 +391,7 @@
                 <w:color w:val="000000"/>
                 <w:sz w:val="18"/>
               </w:rPr>
-              <w:t>6,122.20</w:t>
+              <w:t>23,011.00</w:t>
             </w:r>
           </w:p>
         </w:tc>
@@ -420,417 +420,7 @@
                 <w:color w:val="000000"/>
                 <w:sz w:val="18"/>
               </w:rPr>
-              <w:t>27.27</w:t>
-            </w:r>
-          </w:p>
-        </w:tc>
-        <w:tc>
-          <w:tcPr>
-            <w:tcW w:type="dxa" w:w="1344"/>
-            <w:vAlign w:val="center"/>
-            <w:tcBorders>
-              <w:top w:val="single" w:sz="4" w:color="A6A6A6"/>
-              <w:left w:val="single" w:sz="4" w:color="A6A6A6"/>
-              <w:bottom w:val="single" w:sz="4" w:color="A6A6A6"/>
-              <w:right w:val="single" w:sz="4" w:color="A6A6A6"/>
-            </w:tcBorders>
-          </w:tcPr>
-          <w:p>
-            <w:pPr>
-              <w:spacing w:before="0" w:after="0" w:line="276" w:lineRule="auto"/>
-              <w:ind w:firstLine="0"/>
-              <w:jc w:val="center"/>
-            </w:pPr>
-            <w:r/>
-            <w:r>
-              <w:rPr>
-                <w:rFonts w:ascii="Times New Roman" w:hAnsi="Times New Roman" w:eastAsia="楷体"/>
-                <w:b w:val="0"/>
-                <w:color w:val="000000"/>
-                <w:sz w:val="18"/>
-              </w:rPr>
-              <w:t>5.10%</w:t>
-            </w:r>
-          </w:p>
-        </w:tc>
-        <w:tc>
-          <w:tcPr>
-            <w:tcW w:type="dxa" w:w="1344"/>
-            <w:vAlign w:val="center"/>
-            <w:tcBorders>
-              <w:top w:val="single" w:sz="4" w:color="A6A6A6"/>
-              <w:left w:val="single" w:sz="4" w:color="A6A6A6"/>
-              <w:bottom w:val="single" w:sz="4" w:color="A6A6A6"/>
-              <w:right w:val="single" w:sz="4" w:color="A6A6A6"/>
-            </w:tcBorders>
-          </w:tcPr>
-          <w:p>
-            <w:pPr>
-              <w:spacing w:before="0" w:after="0" w:line="276" w:lineRule="auto"/>
-              <w:ind w:firstLine="0"/>
-              <w:jc w:val="center"/>
-            </w:pPr>
-            <w:r/>
-            <w:r>
-              <w:rPr>
-                <w:rFonts w:ascii="Times New Roman" w:hAnsi="Times New Roman" w:eastAsia="楷体"/>
-                <w:b w:val="0"/>
-                <w:color w:val="000000"/>
-                <w:sz w:val="18"/>
-              </w:rPr>
-              <w:t>3.7:68.1:28.2</w:t>
-            </w:r>
-          </w:p>
-        </w:tc>
-        <w:tc>
-          <w:tcPr>
-            <w:tcW w:type="dxa" w:w="1344"/>
-            <w:vAlign w:val="center"/>
-            <w:tcBorders>
-              <w:top w:val="single" w:sz="4" w:color="A6A6A6"/>
-              <w:left w:val="single" w:sz="4" w:color="A6A6A6"/>
-              <w:bottom w:val="single" w:sz="4" w:color="A6A6A6"/>
-              <w:right w:val="single" w:sz="4" w:color="A6A6A6"/>
-            </w:tcBorders>
-          </w:tcPr>
-          <w:p>
-            <w:pPr>
-              <w:spacing w:before="0" w:after="0" w:line="276" w:lineRule="auto"/>
-              <w:ind w:firstLine="0"/>
-              <w:jc w:val="center"/>
-            </w:pPr>
-            <w:r/>
-            <w:r>
-              <w:rPr>
-                <w:rFonts w:ascii="Times New Roman" w:hAnsi="Times New Roman" w:eastAsia="楷体"/>
-                <w:b w:val="0"/>
-                <w:color w:val="000000"/>
-                <w:sz w:val="18"/>
-              </w:rPr>
-              <w:t>803.00</w:t>
-            </w:r>
-          </w:p>
-        </w:tc>
-        <w:tc>
-          <w:tcPr>
-            <w:tcW w:type="dxa" w:w="1344"/>
-            <w:vAlign w:val="center"/>
-            <w:tcBorders>
-              <w:top w:val="single" w:sz="4" w:color="A6A6A6"/>
-              <w:left w:val="single" w:sz="4" w:color="A6A6A6"/>
-              <w:bottom w:val="single" w:sz="4" w:color="A6A6A6"/>
-              <w:right w:val="single" w:sz="4" w:color="A6A6A6"/>
-            </w:tcBorders>
-          </w:tcPr>
-          <w:p>
-            <w:pPr>
-              <w:spacing w:before="0" w:after="0" w:line="276" w:lineRule="auto"/>
-              <w:ind w:firstLine="0"/>
-              <w:jc w:val="center"/>
-            </w:pPr>
-            <w:r/>
-            <w:r>
-              <w:rPr>
-                <w:rFonts w:ascii="Times New Roman" w:hAnsi="Times New Roman" w:eastAsia="楷体"/>
-                <w:b w:val="0"/>
-                <w:color w:val="000000"/>
-                <w:sz w:val="18"/>
-              </w:rPr>
-              <w:t>224.50</w:t>
-            </w:r>
-          </w:p>
-        </w:tc>
-      </w:tr>
-      <w:tr>
-        <w:tc>
-          <w:tcPr>
-            <w:tcW w:type="dxa" w:w="1344"/>
-            <w:vAlign w:val="center"/>
-            <w:tcBorders>
-              <w:top w:val="single" w:sz="4" w:color="A6A6A6"/>
-              <w:left w:val="single" w:sz="4" w:color="A6A6A6"/>
-              <w:bottom w:val="single" w:sz="4" w:color="A6A6A6"/>
-              <w:right w:val="single" w:sz="4" w:color="A6A6A6"/>
-            </w:tcBorders>
-          </w:tcPr>
-          <w:p>
-            <w:pPr>
-              <w:spacing w:before="0" w:after="0" w:line="276" w:lineRule="auto"/>
-              <w:ind w:firstLine="0"/>
-              <w:jc w:val="left"/>
-            </w:pPr>
-            <w:r/>
-            <w:r>
-              <w:rPr>
-                <w:rFonts w:ascii="Times New Roman" w:hAnsi="Times New Roman" w:eastAsia="楷体"/>
-                <w:b w:val="0"/>
-                <w:color w:val="000000"/>
-                <w:sz w:val="18"/>
-              </w:rPr>
-              <w:t>包头市</w:t>
-            </w:r>
-          </w:p>
-        </w:tc>
-        <w:tc>
-          <w:tcPr>
-            <w:tcW w:type="dxa" w:w="1344"/>
-            <w:vAlign w:val="center"/>
-            <w:tcBorders>
-              <w:top w:val="single" w:sz="4" w:color="A6A6A6"/>
-              <w:left w:val="single" w:sz="4" w:color="A6A6A6"/>
-              <w:bottom w:val="single" w:sz="4" w:color="A6A6A6"/>
-              <w:right w:val="single" w:sz="4" w:color="A6A6A6"/>
-            </w:tcBorders>
-          </w:tcPr>
-          <w:p>
-            <w:pPr>
-              <w:spacing w:before="0" w:after="0" w:line="276" w:lineRule="auto"/>
-              <w:ind w:firstLine="0"/>
-              <w:jc w:val="center"/>
-            </w:pPr>
-            <w:r/>
-            <w:r>
-              <w:rPr>
-                <w:rFonts w:ascii="Times New Roman" w:hAnsi="Times New Roman" w:eastAsia="楷体"/>
-                <w:b w:val="0"/>
-                <w:color w:val="000000"/>
-                <w:sz w:val="18"/>
-              </w:rPr>
-              <w:t>4,711.90</w:t>
-            </w:r>
-          </w:p>
-        </w:tc>
-        <w:tc>
-          <w:tcPr>
-            <w:tcW w:type="dxa" w:w="1344"/>
-            <w:vAlign w:val="center"/>
-            <w:tcBorders>
-              <w:top w:val="single" w:sz="4" w:color="A6A6A6"/>
-              <w:left w:val="single" w:sz="4" w:color="A6A6A6"/>
-              <w:bottom w:val="single" w:sz="4" w:color="A6A6A6"/>
-              <w:right w:val="single" w:sz="4" w:color="A6A6A6"/>
-            </w:tcBorders>
-          </w:tcPr>
-          <w:p>
-            <w:pPr>
-              <w:spacing w:before="0" w:after="0" w:line="276" w:lineRule="auto"/>
-              <w:ind w:firstLine="0"/>
-              <w:jc w:val="center"/>
-            </w:pPr>
-            <w:r/>
-            <w:r>
-              <w:rPr>
-                <w:rFonts w:ascii="Times New Roman" w:hAnsi="Times New Roman" w:eastAsia="楷体"/>
-                <w:b w:val="0"/>
-                <w:color w:val="000000"/>
-                <w:sz w:val="18"/>
-              </w:rPr>
-              <w:t>17.01</w:t>
-            </w:r>
-          </w:p>
-        </w:tc>
-        <w:tc>
-          <w:tcPr>
-            <w:tcW w:type="dxa" w:w="1344"/>
-            <w:vAlign w:val="center"/>
-            <w:tcBorders>
-              <w:top w:val="single" w:sz="4" w:color="A6A6A6"/>
-              <w:left w:val="single" w:sz="4" w:color="A6A6A6"/>
-              <w:bottom w:val="single" w:sz="4" w:color="A6A6A6"/>
-              <w:right w:val="single" w:sz="4" w:color="A6A6A6"/>
-            </w:tcBorders>
-          </w:tcPr>
-          <w:p>
-            <w:pPr>
-              <w:spacing w:before="0" w:after="0" w:line="276" w:lineRule="auto"/>
-              <w:ind w:firstLine="0"/>
-              <w:jc w:val="center"/>
-            </w:pPr>
-            <w:r/>
-            <w:r>
-              <w:rPr>
-                <w:rFonts w:ascii="Times New Roman" w:hAnsi="Times New Roman" w:eastAsia="楷体"/>
-                <w:b w:val="0"/>
-                <w:color w:val="000000"/>
-                <w:sz w:val="18"/>
-              </w:rPr>
-              <w:t>5.40%</w:t>
-            </w:r>
-          </w:p>
-        </w:tc>
-        <w:tc>
-          <w:tcPr>
-            <w:tcW w:type="dxa" w:w="1344"/>
-            <w:vAlign w:val="center"/>
-            <w:tcBorders>
-              <w:top w:val="single" w:sz="4" w:color="A6A6A6"/>
-              <w:left w:val="single" w:sz="4" w:color="A6A6A6"/>
-              <w:bottom w:val="single" w:sz="4" w:color="A6A6A6"/>
-              <w:right w:val="single" w:sz="4" w:color="A6A6A6"/>
-            </w:tcBorders>
-          </w:tcPr>
-          <w:p>
-            <w:pPr>
-              <w:spacing w:before="0" w:after="0" w:line="276" w:lineRule="auto"/>
-              <w:ind w:firstLine="0"/>
-              <w:jc w:val="center"/>
-            </w:pPr>
-            <w:r/>
-            <w:r>
-              <w:rPr>
-                <w:rFonts w:ascii="Times New Roman" w:hAnsi="Times New Roman" w:eastAsia="楷体"/>
-                <w:b w:val="0"/>
-                <w:color w:val="000000"/>
-                <w:sz w:val="18"/>
-              </w:rPr>
-              <w:t>3.2:46:50.8</w:t>
-            </w:r>
-          </w:p>
-        </w:tc>
-        <w:tc>
-          <w:tcPr>
-            <w:tcW w:type="dxa" w:w="1344"/>
-            <w:vAlign w:val="center"/>
-            <w:tcBorders>
-              <w:top w:val="single" w:sz="4" w:color="A6A6A6"/>
-              <w:left w:val="single" w:sz="4" w:color="A6A6A6"/>
-              <w:bottom w:val="single" w:sz="4" w:color="A6A6A6"/>
-              <w:right w:val="single" w:sz="4" w:color="A6A6A6"/>
-            </w:tcBorders>
-          </w:tcPr>
-          <w:p>
-            <w:pPr>
-              <w:spacing w:before="0" w:after="0" w:line="276" w:lineRule="auto"/>
-              <w:ind w:firstLine="0"/>
-              <w:jc w:val="center"/>
-            </w:pPr>
-            <w:r/>
-            <w:r>
-              <w:rPr>
-                <w:rFonts w:ascii="Times New Roman" w:hAnsi="Times New Roman" w:eastAsia="楷体"/>
-                <w:b w:val="0"/>
-                <w:color w:val="000000"/>
-                <w:sz w:val="18"/>
-              </w:rPr>
-              <w:t>183.71</w:t>
-            </w:r>
-          </w:p>
-        </w:tc>
-        <w:tc>
-          <w:tcPr>
-            <w:tcW w:type="dxa" w:w="1344"/>
-            <w:vAlign w:val="center"/>
-            <w:tcBorders>
-              <w:top w:val="single" w:sz="4" w:color="A6A6A6"/>
-              <w:left w:val="single" w:sz="4" w:color="A6A6A6"/>
-              <w:bottom w:val="single" w:sz="4" w:color="A6A6A6"/>
-              <w:right w:val="single" w:sz="4" w:color="A6A6A6"/>
-            </w:tcBorders>
-          </w:tcPr>
-          <w:p>
-            <w:pPr>
-              <w:spacing w:before="0" w:after="0" w:line="276" w:lineRule="auto"/>
-              <w:ind w:firstLine="0"/>
-              <w:jc w:val="center"/>
-            </w:pPr>
-            <w:r/>
-            <w:r>
-              <w:rPr>
-                <w:rFonts w:ascii="Times New Roman" w:hAnsi="Times New Roman" w:eastAsia="楷体"/>
-                <w:b w:val="0"/>
-                <w:color w:val="000000"/>
-                <w:sz w:val="18"/>
-              </w:rPr>
-              <w:t>277.40</w:t>
-            </w:r>
-          </w:p>
-        </w:tc>
-      </w:tr>
-      <w:tr>
-        <w:tc>
-          <w:tcPr>
-            <w:tcW w:type="dxa" w:w="1344"/>
-            <w:vAlign w:val="center"/>
-            <w:tcBorders>
-              <w:top w:val="single" w:sz="4" w:color="A6A6A6"/>
-              <w:left w:val="single" w:sz="4" w:color="A6A6A6"/>
-              <w:bottom w:val="single" w:sz="4" w:color="A6A6A6"/>
-              <w:right w:val="single" w:sz="4" w:color="A6A6A6"/>
-            </w:tcBorders>
-          </w:tcPr>
-          <w:p>
-            <w:pPr>
-              <w:spacing w:before="0" w:after="0" w:line="276" w:lineRule="auto"/>
-              <w:ind w:firstLine="0"/>
-              <w:jc w:val="left"/>
-            </w:pPr>
-            <w:r/>
-            <w:r>
-              <w:rPr>
-                <w:rFonts w:ascii="Times New Roman" w:hAnsi="Times New Roman" w:eastAsia="楷体"/>
-                <w:b w:val="0"/>
-                <w:color w:val="000000"/>
-                <w:sz w:val="18"/>
-              </w:rPr>
-              <w:t>呼和浩特市</w:t>
-            </w:r>
-          </w:p>
-        </w:tc>
-        <w:tc>
-          <w:tcPr>
-            <w:tcW w:type="dxa" w:w="1344"/>
-            <w:vAlign w:val="center"/>
-            <w:tcBorders>
-              <w:top w:val="single" w:sz="4" w:color="A6A6A6"/>
-              <w:left w:val="single" w:sz="4" w:color="A6A6A6"/>
-              <w:bottom w:val="single" w:sz="4" w:color="A6A6A6"/>
-              <w:right w:val="single" w:sz="4" w:color="A6A6A6"/>
-            </w:tcBorders>
-          </w:tcPr>
-          <w:p>
-            <w:pPr>
-              <w:spacing w:before="0" w:after="0" w:line="276" w:lineRule="auto"/>
-              <w:ind w:firstLine="0"/>
-              <w:jc w:val="center"/>
-            </w:pPr>
-            <w:r/>
-            <w:r>
-              <w:rPr>
-                <w:rFonts w:ascii="Times New Roman" w:hAnsi="Times New Roman" w:eastAsia="楷体"/>
-                <w:b w:val="0"/>
-                <w:color w:val="000000"/>
-                <w:sz w:val="18"/>
-              </w:rPr>
-              <w:t>4,278.30</w:t>
-            </w:r>
-          </w:p>
-        </w:tc>
-        <w:tc>
-          <w:tcPr>
-            <w:tcW w:type="dxa" w:w="1344"/>
-            <w:vAlign w:val="center"/>
-            <w:tcBorders>
-              <w:top w:val="single" w:sz="4" w:color="A6A6A6"/>
-              <w:left w:val="single" w:sz="4" w:color="A6A6A6"/>
-              <w:bottom w:val="single" w:sz="4" w:color="A6A6A6"/>
-              <w:right w:val="single" w:sz="4" w:color="A6A6A6"/>
-            </w:tcBorders>
-          </w:tcPr>
-          <w:p>
-            <w:pPr>
-              <w:spacing w:before="0" w:after="0" w:line="276" w:lineRule="auto"/>
-              <w:ind w:firstLine="0"/>
-              <w:jc w:val="center"/>
-            </w:pPr>
-            <w:r/>
-            <w:r>
-              <w:rPr>
-                <w:rFonts w:ascii="Times New Roman" w:hAnsi="Times New Roman" w:eastAsia="楷体"/>
-                <w:b w:val="0"/>
-                <w:color w:val="000000"/>
-                <w:sz w:val="18"/>
-              </w:rPr>
-              <w:t>11.72</w:t>
+              <w:t>18.17</w:t>
             </w:r>
           </w:p>
         </w:tc>
@@ -888,7 +478,7 @@
                 <w:color w:val="000000"/>
                 <w:sz w:val="18"/>
               </w:rPr>
-              <w:t>4.2:30.1:65.6</w:t>
+              <w:t>1.7:24.5:73.8</w:t>
             </w:r>
           </w:p>
         </w:tc>
@@ -917,7 +507,7 @@
                 <w:color w:val="000000"/>
                 <w:sz w:val="18"/>
               </w:rPr>
-              <w:t>268.61</w:t>
+              <w:t>2,693.21</w:t>
             </w:r>
           </w:p>
         </w:tc>
@@ -946,7 +536,7 @@
                 <w:color w:val="000000"/>
                 <w:sz w:val="18"/>
               </w:rPr>
-              <w:t>366.10</w:t>
+              <w:t>1270.00</w:t>
             </w:r>
           </w:p>
         </w:tc>
@@ -977,7 +567,7 @@
                 <w:color w:val="000000"/>
                 <w:sz w:val="18"/>
               </w:rPr>
-              <w:t>赤峰市</w:t>
+              <w:t>宁波市</w:t>
             </w:r>
           </w:p>
         </w:tc>
@@ -1006,7 +596,7 @@
                 <w:color w:val="000000"/>
                 <w:sz w:val="18"/>
               </w:rPr>
-              <w:t>2,407.10</w:t>
+              <w:t>18,716.00</w:t>
             </w:r>
           </w:p>
         </w:tc>
@@ -1035,7 +625,7 @@
                 <w:color w:val="000000"/>
                 <w:sz w:val="18"/>
               </w:rPr>
-              <w:t>6.16</w:t>
+              <w:t>19.09</w:t>
             </w:r>
           </w:p>
         </w:tc>
@@ -1093,7 +683,7 @@
                 <w:color w:val="000000"/>
                 <w:sz w:val="18"/>
               </w:rPr>
-              <w:t>21.1:25.5:53.4</w:t>
+              <w:t>2.5:42:55.5</w:t>
             </w:r>
           </w:p>
         </w:tc>
@@ -1122,7 +712,7 @@
                 <w:color w:val="000000"/>
                 <w:sz w:val="18"/>
               </w:rPr>
-              <w:t>126.25</w:t>
+              <w:t>1,795.23</w:t>
             </w:r>
           </w:p>
         </w:tc>
@@ -1151,7 +741,7 @@
                 <w:color w:val="000000"/>
                 <w:sz w:val="18"/>
               </w:rPr>
-              <w:t>388.70</w:t>
+              <w:t>983.30</w:t>
             </w:r>
           </w:p>
         </w:tc>
@@ -1182,7 +772,7 @@
                 <w:color w:val="000000"/>
                 <w:sz w:val="18"/>
               </w:rPr>
-              <w:t>呼伦贝尔市</w:t>
+              <w:t>温州市</w:t>
             </w:r>
           </w:p>
         </w:tc>
@@ -1211,7 +801,7 @@
                 <w:color w:val="000000"/>
                 <w:sz w:val="18"/>
               </w:rPr>
-              <w:t>1,749.74</w:t>
+              <w:t>10,213.90</w:t>
             </w:r>
           </w:p>
         </w:tc>
@@ -1240,7 +830,7 @@
                 <w:color w:val="000000"/>
                 <w:sz w:val="18"/>
               </w:rPr>
-              <w:t>8.21</w:t>
+              <w:t>10.34</w:t>
             </w:r>
           </w:p>
         </w:tc>
@@ -1269,7 +859,7 @@
                 <w:color w:val="000000"/>
                 <w:sz w:val="18"/>
               </w:rPr>
-              <w:t>4.00%</w:t>
+              <w:t>6.10%</w:t>
             </w:r>
           </w:p>
         </w:tc>
@@ -1298,7 +888,7 @@
                 <w:color w:val="000000"/>
                 <w:sz w:val="18"/>
               </w:rPr>
-              <w:t>24.2:29.3:46.5</w:t>
+              <w:t>2:36.3:61.7</w:t>
             </w:r>
           </w:p>
         </w:tc>
@@ -1327,7 +917,7 @@
                 <w:color w:val="000000"/>
                 <w:sz w:val="18"/>
               </w:rPr>
-              <w:t>111.16</w:t>
+              <w:t>647.03</w:t>
             </w:r>
           </w:p>
         </w:tc>
@@ -1356,7 +946,7 @@
                 <w:color w:val="000000"/>
                 <w:sz w:val="18"/>
               </w:rPr>
-              <w:t>211.90</w:t>
+              <w:t>990.20</w:t>
             </w:r>
           </w:p>
         </w:tc>
@@ -1387,7 +977,7 @@
                 <w:color w:val="000000"/>
                 <w:sz w:val="18"/>
               </w:rPr>
-              <w:t>通辽市</w:t>
+              <w:t>绍兴市</w:t>
             </w:r>
           </w:p>
         </w:tc>
@@ -1416,7 +1006,7 @@
                 <w:color w:val="000000"/>
                 <w:sz w:val="18"/>
               </w:rPr>
-              <w:t>1,737.70</w:t>
+              <w:t>8,932.10</w:t>
             </w:r>
           </w:p>
         </w:tc>
@@ -1445,7 +1035,7 @@
                 <w:color w:val="000000"/>
                 <w:sz w:val="18"/>
               </w:rPr>
-              <w:t>6.28</w:t>
+              <w:t>16.43</w:t>
             </w:r>
           </w:p>
         </w:tc>
@@ -1474,7 +1064,7 @@
                 <w:color w:val="000000"/>
                 <w:sz w:val="18"/>
               </w:rPr>
-              <w:t>4.90%</w:t>
+              <w:t>6.50%</w:t>
             </w:r>
           </w:p>
         </w:tc>
@@ -1503,7 +1093,7 @@
                 <w:color w:val="000000"/>
                 <w:sz w:val="18"/>
               </w:rPr>
-              <w:t>26.1:29:44.9</w:t>
+              <w:t>3:47:50</w:t>
             </w:r>
           </w:p>
         </w:tc>
@@ -1532,7 +1122,7 @@
                 <w:color w:val="000000"/>
                 <w:sz w:val="18"/>
               </w:rPr>
-              <w:t>125.75</w:t>
+              <w:t>603.45</w:t>
             </w:r>
           </w:p>
         </w:tc>
@@ -1561,7 +1151,7 @@
                 <w:color w:val="000000"/>
                 <w:sz w:val="18"/>
               </w:rPr>
-              <w:t>275.20</w:t>
+              <w:t>544.30</w:t>
             </w:r>
           </w:p>
         </w:tc>
@@ -1592,7 +1182,7 @@
                 <w:color w:val="000000"/>
                 <w:sz w:val="18"/>
               </w:rPr>
-              <w:t>锡林郭勒盟</w:t>
+              <w:t>嘉兴市</w:t>
             </w:r>
           </w:p>
         </w:tc>
@@ -1621,7 +1211,7 @@
                 <w:color w:val="000000"/>
                 <w:sz w:val="18"/>
               </w:rPr>
-              <w:t>1,289.84</w:t>
+              <w:t>7,851.06</w:t>
             </w:r>
           </w:p>
         </w:tc>
@@ -1650,7 +1240,7 @@
                 <w:color w:val="000000"/>
                 <w:sz w:val="18"/>
               </w:rPr>
-              <w:t>11.67</w:t>
+              <w:t>13.99</w:t>
             </w:r>
           </w:p>
         </w:tc>
@@ -1679,7 +1269,7 @@
                 <w:color w:val="000000"/>
                 <w:sz w:val="18"/>
               </w:rPr>
-              <w:t>5.00%</w:t>
+              <w:t>5.20%</w:t>
             </w:r>
           </w:p>
         </w:tc>
@@ -1708,7 +1298,7 @@
                 <w:color w:val="000000"/>
                 <w:sz w:val="18"/>
               </w:rPr>
-              <w:t>15.2:47.4:37.4</w:t>
+              <w:t>2:48.4:49.6</w:t>
             </w:r>
           </w:p>
         </w:tc>
@@ -1737,7 +1327,7 @@
                 <w:color w:val="000000"/>
                 <w:sz w:val="18"/>
               </w:rPr>
-              <w:t>139.00</w:t>
+              <w:t>652.44</w:t>
             </w:r>
           </w:p>
         </w:tc>
@@ -1766,7 +1356,7 @@
                 <w:color w:val="000000"/>
                 <w:sz w:val="18"/>
               </w:rPr>
-              <w:t>110.30</w:t>
+              <w:t>561.30</w:t>
             </w:r>
           </w:p>
         </w:tc>
@@ -1797,7 +1387,7 @@
                 <w:color w:val="000000"/>
                 <w:sz w:val="18"/>
               </w:rPr>
-              <w:t>巴彦淖尔市</w:t>
+              <w:t>金华市</w:t>
             </w:r>
           </w:p>
         </w:tc>
@@ -1826,7 +1416,7 @@
                 <w:color w:val="000000"/>
                 <w:sz w:val="18"/>
               </w:rPr>
-              <w:t>1,277.60</w:t>
+              <w:t>7,313.47</w:t>
             </w:r>
           </w:p>
         </w:tc>
@@ -1855,7 +1445,7 @@
                 <w:color w:val="000000"/>
                 <w:sz w:val="18"/>
               </w:rPr>
-              <w:t>8.63</w:t>
+              <w:t>10.10</w:t>
             </w:r>
           </w:p>
         </w:tc>
@@ -1884,7 +1474,7 @@
                 <w:color w:val="000000"/>
                 <w:sz w:val="18"/>
               </w:rPr>
-              <w:t>4.50%</w:t>
+              <w:t>6.32%</w:t>
             </w:r>
           </w:p>
         </w:tc>
@@ -1913,7 +1503,7 @@
                 <w:color w:val="000000"/>
                 <w:sz w:val="18"/>
               </w:rPr>
-              <w:t>27.3:27.6:45.1</w:t>
+              <w:t>2.3:37.4:60.3</w:t>
             </w:r>
           </w:p>
         </w:tc>
@@ -1942,7 +1532,7 @@
                 <w:color w:val="000000"/>
                 <w:sz w:val="18"/>
               </w:rPr>
-              <w:t>90.69</w:t>
+              <w:t>555.63</w:t>
             </w:r>
           </w:p>
         </w:tc>
@@ -1971,7 +1561,7 @@
                 <w:color w:val="000000"/>
                 <w:sz w:val="18"/>
               </w:rPr>
-              <w:t>147.00</w:t>
+              <w:t>726.90</w:t>
             </w:r>
           </w:p>
         </w:tc>
@@ -2002,7 +1592,7 @@
                 <w:color w:val="000000"/>
                 <w:sz w:val="18"/>
               </w:rPr>
-              <w:t>乌兰察布市</w:t>
+              <w:t>台州市</w:t>
             </w:r>
           </w:p>
         </w:tc>
@@ -2031,7 +1621,7 @@
                 <w:color w:val="000000"/>
                 <w:sz w:val="18"/>
               </w:rPr>
-              <w:t>1,260.30</w:t>
+              <w:t>7,005.87</w:t>
             </w:r>
           </w:p>
         </w:tc>
@@ -2060,7 +1650,7 @@
                 <w:color w:val="000000"/>
                 <w:sz w:val="18"/>
               </w:rPr>
-              <w:t>8.03</w:t>
+              <w:t>10.39</w:t>
             </w:r>
           </w:p>
         </w:tc>
@@ -2089,7 +1679,7 @@
                 <w:color w:val="000000"/>
                 <w:sz w:val="18"/>
               </w:rPr>
-              <w:t>4.80%</w:t>
+              <w:t>6.10%</w:t>
             </w:r>
           </w:p>
         </w:tc>
@@ -2118,7 +1708,7 @@
                 <w:color w:val="000000"/>
                 <w:sz w:val="18"/>
               </w:rPr>
-              <w:t>16.2:32.6:51.2</w:t>
+              <w:t>5.2:41.8:53</w:t>
             </w:r>
           </w:p>
         </w:tc>
@@ -2147,7 +1737,7 @@
                 <w:color w:val="000000"/>
                 <w:sz w:val="18"/>
               </w:rPr>
-              <w:t>76.90</w:t>
+              <w:t>517.47</w:t>
             </w:r>
           </w:p>
         </w:tc>
@@ -2176,7 +1766,7 @@
                 <w:color w:val="000000"/>
                 <w:sz w:val="18"/>
               </w:rPr>
-              <w:t>155.70</w:t>
+              <w:t>676.00</w:t>
             </w:r>
           </w:p>
         </w:tc>
@@ -2207,7 +1797,7 @@
                 <w:color w:val="000000"/>
                 <w:sz w:val="18"/>
               </w:rPr>
-              <w:t>兴安盟</w:t>
+              <w:t>湖州市</w:t>
             </w:r>
           </w:p>
         </w:tc>
@@ -2236,7 +1826,7 @@
                 <w:color w:val="000000"/>
                 <w:sz w:val="18"/>
               </w:rPr>
-              <w:t>850.09</w:t>
+              <w:t>4,452.80</w:t>
             </w:r>
           </w:p>
         </w:tc>
@@ -2265,7 +1855,7 @@
                 <w:color w:val="000000"/>
                 <w:sz w:val="18"/>
               </w:rPr>
-              <w:t>6.23</w:t>
+              <w:t>13.00</w:t>
             </w:r>
           </w:p>
         </w:tc>
@@ -2294,7 +1884,7 @@
                 <w:color w:val="000000"/>
                 <w:sz w:val="18"/>
               </w:rPr>
-              <w:t>4.50%</w:t>
+              <w:t>5.90%</w:t>
             </w:r>
           </w:p>
         </w:tc>
@@ -2323,7 +1913,7 @@
                 <w:color w:val="000000"/>
                 <w:sz w:val="18"/>
               </w:rPr>
-              <w:t>34.9:23.2:41.9</w:t>
+              <w:t>4.2:46:49.8</w:t>
             </w:r>
           </w:p>
         </w:tc>
@@ -2352,7 +1942,7 @@
                 <w:color w:val="000000"/>
                 <w:sz w:val="18"/>
               </w:rPr>
-              <w:t>41.40</w:t>
+              <w:t>389.50</w:t>
             </w:r>
           </w:p>
         </w:tc>
@@ -2381,7 +1971,7 @@
                 <w:color w:val="000000"/>
                 <w:sz w:val="18"/>
               </w:rPr>
-              <w:t>135.50</w:t>
+              <w:t>347.20</w:t>
             </w:r>
           </w:p>
         </w:tc>
@@ -2412,7 +2002,7 @@
                 <w:color w:val="000000"/>
                 <w:sz w:val="18"/>
               </w:rPr>
-              <w:t>乌海市</w:t>
+              <w:t>衢州市</w:t>
             </w:r>
           </w:p>
         </w:tc>
@@ -2441,7 +2031,7 @@
                 <w:color w:val="000000"/>
                 <w:sz w:val="18"/>
               </w:rPr>
-              <w:t>540.75</w:t>
+              <w:t>2,401.63</w:t>
             </w:r>
           </w:p>
         </w:tc>
@@ -2470,7 +2060,7 @@
                 <w:color w:val="000000"/>
                 <w:sz w:val="18"/>
               </w:rPr>
-              <w:t>9.74</w:t>
+              <w:t>10.45</w:t>
             </w:r>
           </w:p>
         </w:tc>
@@ -2499,7 +2089,7 @@
                 <w:color w:val="000000"/>
                 <w:sz w:val="18"/>
               </w:rPr>
-              <w:t>-4.30%</w:t>
+              <w:t>5.50%</w:t>
             </w:r>
           </w:p>
         </w:tc>
@@ -2528,7 +2118,7 @@
                 <w:color w:val="000000"/>
                 <w:sz w:val="18"/>
               </w:rPr>
-              <w:t>1.6:45.7:52.7</w:t>
+              <w:t>4.1:40.5:55.4</w:t>
             </w:r>
           </w:p>
         </w:tc>
@@ -2557,7 +2147,7 @@
                 <w:color w:val="000000"/>
                 <w:sz w:val="18"/>
               </w:rPr>
-              <w:t>86.06</w:t>
+              <w:t>216.10</w:t>
             </w:r>
           </w:p>
         </w:tc>
@@ -2586,7 +2176,7 @@
                 <w:color w:val="000000"/>
                 <w:sz w:val="18"/>
               </w:rPr>
-              <w:t>54.90</w:t>
+              <w:t>229.70</w:t>
             </w:r>
           </w:p>
         </w:tc>
@@ -2617,7 +2207,7 @@
                 <w:color w:val="000000"/>
                 <w:sz w:val="18"/>
               </w:rPr>
-              <w:t>阿拉善盟</w:t>
+              <w:t>舟山市</w:t>
             </w:r>
           </w:p>
         </w:tc>
@@ -2646,7 +2236,7 @@
                 <w:color w:val="000000"/>
                 <w:sz w:val="18"/>
               </w:rPr>
-              <w:t>418.80</w:t>
+              <w:t>2,346.10</w:t>
             </w:r>
           </w:p>
         </w:tc>
@@ -2675,7 +2265,7 @@
                 <w:color w:val="000000"/>
                 <w:sz w:val="18"/>
               </w:rPr>
-              <w:t>15.51</w:t>
+              <w:t>19.90</w:t>
             </w:r>
           </w:p>
         </w:tc>
@@ -2704,7 +2294,7 @@
                 <w:color w:val="000000"/>
                 <w:sz w:val="18"/>
               </w:rPr>
-              <w:t>4.10%</w:t>
+              <w:t>6.60%</w:t>
             </w:r>
           </w:p>
         </w:tc>
@@ -2733,7 +2323,7 @@
                 <w:color w:val="000000"/>
                 <w:sz w:val="18"/>
               </w:rPr>
-              <w:t>9:46.3:44.7</w:t>
+              <w:t>9.5:42.1:48.4</w:t>
             </w:r>
           </w:p>
         </w:tc>
@@ -2762,7 +2352,7 @@
                 <w:color w:val="000000"/>
                 <w:sz w:val="18"/>
               </w:rPr>
-              <w:t>37.17</w:t>
+              <w:t>217.52</w:t>
             </w:r>
           </w:p>
         </w:tc>
@@ -2791,7 +2381,212 @@
                 <w:color w:val="000000"/>
                 <w:sz w:val="18"/>
               </w:rPr>
-              <w:t>26.80</w:t>
+              <w:t>118.10</w:t>
+            </w:r>
+          </w:p>
+        </w:tc>
+      </w:tr>
+      <w:tr>
+        <w:tc>
+          <w:tcPr>
+            <w:tcW w:type="dxa" w:w="1344"/>
+            <w:vAlign w:val="center"/>
+            <w:tcBorders>
+              <w:top w:val="single" w:sz="4" w:color="A6A6A6"/>
+              <w:left w:val="single" w:sz="4" w:color="A6A6A6"/>
+              <w:bottom w:val="single" w:sz="4" w:color="A6A6A6"/>
+              <w:right w:val="single" w:sz="4" w:color="A6A6A6"/>
+            </w:tcBorders>
+          </w:tcPr>
+          <w:p>
+            <w:pPr>
+              <w:spacing w:before="0" w:after="0" w:line="276" w:lineRule="auto"/>
+              <w:ind w:firstLine="0"/>
+              <w:jc w:val="left"/>
+            </w:pPr>
+            <w:r/>
+            <w:r>
+              <w:rPr>
+                <w:rFonts w:ascii="Times New Roman" w:hAnsi="Times New Roman" w:eastAsia="楷体"/>
+                <w:b w:val="0"/>
+                <w:color w:val="000000"/>
+                <w:sz w:val="18"/>
+              </w:rPr>
+              <w:t>丽水市</w:t>
+            </w:r>
+          </w:p>
+        </w:tc>
+        <w:tc>
+          <w:tcPr>
+            <w:tcW w:type="dxa" w:w="1344"/>
+            <w:vAlign w:val="center"/>
+            <w:tcBorders>
+              <w:top w:val="single" w:sz="4" w:color="A6A6A6"/>
+              <w:left w:val="single" w:sz="4" w:color="A6A6A6"/>
+              <w:bottom w:val="single" w:sz="4" w:color="A6A6A6"/>
+              <w:right w:val="single" w:sz="4" w:color="A6A6A6"/>
+            </w:tcBorders>
+          </w:tcPr>
+          <w:p>
+            <w:pPr>
+              <w:spacing w:before="0" w:after="0" w:line="276" w:lineRule="auto"/>
+              <w:ind w:firstLine="0"/>
+              <w:jc w:val="center"/>
+            </w:pPr>
+            <w:r/>
+            <w:r>
+              <w:rPr>
+                <w:rFonts w:ascii="Times New Roman" w:hAnsi="Times New Roman" w:eastAsia="楷体"/>
+                <w:b w:val="0"/>
+                <w:color w:val="000000"/>
+                <w:sz w:val="18"/>
+              </w:rPr>
+              <w:t>2,301.40</w:t>
+            </w:r>
+          </w:p>
+        </w:tc>
+        <w:tc>
+          <w:tcPr>
+            <w:tcW w:type="dxa" w:w="1344"/>
+            <w:vAlign w:val="center"/>
+            <w:tcBorders>
+              <w:top w:val="single" w:sz="4" w:color="A6A6A6"/>
+              <w:left w:val="single" w:sz="4" w:color="A6A6A6"/>
+              <w:bottom w:val="single" w:sz="4" w:color="A6A6A6"/>
+              <w:right w:val="single" w:sz="4" w:color="A6A6A6"/>
+            </w:tcBorders>
+          </w:tcPr>
+          <w:p>
+            <w:pPr>
+              <w:spacing w:before="0" w:after="0" w:line="276" w:lineRule="auto"/>
+              <w:ind w:firstLine="0"/>
+              <w:jc w:val="center"/>
+            </w:pPr>
+            <w:r/>
+            <w:r>
+              <w:rPr>
+                <w:rFonts w:ascii="Times New Roman" w:hAnsi="Times New Roman" w:eastAsia="楷体"/>
+                <w:b w:val="0"/>
+                <w:color w:val="000000"/>
+                <w:sz w:val="18"/>
+              </w:rPr>
+              <w:t>9.08</w:t>
+            </w:r>
+          </w:p>
+        </w:tc>
+        <w:tc>
+          <w:tcPr>
+            <w:tcW w:type="dxa" w:w="1344"/>
+            <w:vAlign w:val="center"/>
+            <w:tcBorders>
+              <w:top w:val="single" w:sz="4" w:color="A6A6A6"/>
+              <w:left w:val="single" w:sz="4" w:color="A6A6A6"/>
+              <w:bottom w:val="single" w:sz="4" w:color="A6A6A6"/>
+              <w:right w:val="single" w:sz="4" w:color="A6A6A6"/>
+            </w:tcBorders>
+          </w:tcPr>
+          <w:p>
+            <w:pPr>
+              <w:spacing w:before="0" w:after="0" w:line="276" w:lineRule="auto"/>
+              <w:ind w:firstLine="0"/>
+              <w:jc w:val="center"/>
+            </w:pPr>
+            <w:r/>
+            <w:r>
+              <w:rPr>
+                <w:rFonts w:ascii="Times New Roman" w:hAnsi="Times New Roman" w:eastAsia="楷体"/>
+                <w:b w:val="0"/>
+                <w:color w:val="000000"/>
+                <w:sz w:val="18"/>
+              </w:rPr>
+              <w:t>6.40%</w:t>
+            </w:r>
+          </w:p>
+        </w:tc>
+        <w:tc>
+          <w:tcPr>
+            <w:tcW w:type="dxa" w:w="1344"/>
+            <w:vAlign w:val="center"/>
+            <w:tcBorders>
+              <w:top w:val="single" w:sz="4" w:color="A6A6A6"/>
+              <w:left w:val="single" w:sz="4" w:color="A6A6A6"/>
+              <w:bottom w:val="single" w:sz="4" w:color="A6A6A6"/>
+              <w:right w:val="single" w:sz="4" w:color="A6A6A6"/>
+            </w:tcBorders>
+          </w:tcPr>
+          <w:p>
+            <w:pPr>
+              <w:spacing w:before="0" w:after="0" w:line="276" w:lineRule="auto"/>
+              <w:ind w:firstLine="0"/>
+              <w:jc w:val="center"/>
+            </w:pPr>
+            <w:r/>
+            <w:r>
+              <w:rPr>
+                <w:rFonts w:ascii="Times New Roman" w:hAnsi="Times New Roman" w:eastAsia="楷体"/>
+                <w:b w:val="0"/>
+                <w:color w:val="000000"/>
+                <w:sz w:val="18"/>
+              </w:rPr>
+              <w:t>5.6:35.4:59</w:t>
+            </w:r>
+          </w:p>
+        </w:tc>
+        <w:tc>
+          <w:tcPr>
+            <w:tcW w:type="dxa" w:w="1344"/>
+            <w:vAlign w:val="center"/>
+            <w:tcBorders>
+              <w:top w:val="single" w:sz="4" w:color="A6A6A6"/>
+              <w:left w:val="single" w:sz="4" w:color="A6A6A6"/>
+              <w:bottom w:val="single" w:sz="4" w:color="A6A6A6"/>
+              <w:right w:val="single" w:sz="4" w:color="A6A6A6"/>
+            </w:tcBorders>
+          </w:tcPr>
+          <w:p>
+            <w:pPr>
+              <w:spacing w:before="0" w:after="0" w:line="276" w:lineRule="auto"/>
+              <w:ind w:firstLine="0"/>
+              <w:jc w:val="center"/>
+            </w:pPr>
+            <w:r/>
+            <w:r>
+              <w:rPr>
+                <w:rFonts w:ascii="Times New Roman" w:hAnsi="Times New Roman" w:eastAsia="楷体"/>
+                <w:b w:val="0"/>
+                <w:color w:val="000000"/>
+                <w:sz w:val="18"/>
+              </w:rPr>
+              <w:t>198.05</w:t>
+            </w:r>
+          </w:p>
+        </w:tc>
+        <w:tc>
+          <w:tcPr>
+            <w:tcW w:type="dxa" w:w="1344"/>
+            <w:vAlign w:val="center"/>
+            <w:tcBorders>
+              <w:top w:val="single" w:sz="4" w:color="A6A6A6"/>
+              <w:left w:val="single" w:sz="4" w:color="A6A6A6"/>
+              <w:bottom w:val="single" w:sz="4" w:color="A6A6A6"/>
+              <w:right w:val="single" w:sz="4" w:color="A6A6A6"/>
+            </w:tcBorders>
+          </w:tcPr>
+          <w:p>
+            <w:pPr>
+              <w:spacing w:before="0" w:after="0" w:line="276" w:lineRule="auto"/>
+              <w:ind w:firstLine="0"/>
+              <w:jc w:val="center"/>
+            </w:pPr>
+            <w:r/>
+            <w:r>
+              <w:rPr>
+                <w:rFonts w:ascii="Times New Roman" w:hAnsi="Times New Roman" w:eastAsia="楷体"/>
+                <w:b w:val="0"/>
+                <w:color w:val="000000"/>
+                <w:sz w:val="18"/>
+              </w:rPr>
+              <w:t>253.90</w:t>
             </w:r>
           </w:p>
         </w:tc>
@@ -2824,7 +2619,7 @@
           <w:color w:val="000000"/>
           <w:sz w:val="21"/>
         </w:rPr>
-        <w:t>省内对比看，鄂尔多斯市2025年GDP总量6,122.20亿元、列全省第一位，一般公共预算收入803.00亿元、列全省第一位。整体来看，鄂尔多斯市经济基本面在内蒙古自治区内具有一定代表性，但需关注固定资产投资走势及新旧动能转换的接续性。</w:t>
+        <w:t>省内对比看，宁波市2025年GDP总量18,716.00亿元、列全省第二位；一般公共预算收入1,795.23亿元、列全省第二位。整体来看，宁波市在浙江省内的经济与财政地位较为重要，但放到同类城市横向看，产业结构升级与新旧动能转换仍是中长期需要关注的核心课题。</w:t>
       </w:r>
     </w:p>
     <w:p>
@@ -2839,7 +2634,7 @@
           <w:color w:val="000000"/>
           <w:sz w:val="21"/>
         </w:rPr>
-        <w:t>■ 鄂尔多斯市财政体量在内蒙古自治区稳居第一，税收占比71.72%、税收质量较好，但政府性基金收入总体平稳；2025年末宽口径债务率262.19%、处于中等偏高水平，处于相对偏高区间，需关注债务扩张节奏。</w:t>
+        <w:t>■ 宁波市财政体量在浙江省位居前列，税收占比处于70%以上的较高水平、显著高于全国地级市平均、财政质量较好；但受房地产市场调整影响，政府性基金收入较2023年累计缩水超三成、土地财政贡献度显著弱化；2025年末宽口径债务率558.86%、处于偏高水平，已显著高于公认的 300% 偏高临界线，后续偿债压力值得关注。</w:t>
       </w:r>
     </w:p>
     <w:p>
@@ -2854,7 +2649,7 @@
           <w:color w:val="000000"/>
           <w:sz w:val="21"/>
         </w:rPr>
-        <w:t>财政收入方面，2023、2024、2025年鄂尔多斯市一般公共预算收入分别为909.99亿元、916.19亿元、803.00亿元，其中税收收入697.60亿元、646.73亿元、575.90亿元，税收占比维持在76.66%、70.59%、71.72%；一般公共预算支出1,119.50亿元、1,141.53亿元、1,002.20亿元，财政自给率81.29%、80.26%、80.12%。</w:t>
+        <w:t>财政收入方面，2023、2024、2025年宁波市一般公共预算收入分别为1,785.86亿元、1,790.47亿元、1,795.23亿元，在浙江省内位居前列；其中税收收入分别为1,464.65亿元、1,434.17亿元、1,476.09亿元，税收占比维持在82.01%、80.10%、82.22%，处于70%以上的较高水平、显著高于全国地级市平均、财政质量较好。一般公共预算支出分别为2,235.09亿元、2,230.37亿元、2,104.44亿元，财政自给率79.90%、80.28%、85.31%，财政自给率处于较高水平。</w:t>
       </w:r>
     </w:p>
     <w:p>
@@ -2869,7 +2664,7 @@
           <w:color w:val="000000"/>
           <w:sz w:val="21"/>
         </w:rPr>
-        <w:t>政府性基金收入方面，2023、2024、2025年分别为99.06亿元、103.11亿元、97.40亿元，政府性基金收入总体平稳，反映地方综合财力对房地产周期的敞口。</w:t>
+        <w:t>政府性基金收入方面，2023、2024、2025年宁波市政府性基金收入分别为902.21亿元、721.00亿元、535.34亿元，较2023年累计缩水超三成、土地财政贡献度显著弱化，反映地方综合财力对房地产周期与土地市场的敞口较大。</w:t>
       </w:r>
     </w:p>
     <w:p>
@@ -2885,7 +2680,7 @@
           <w:color w:val="000000"/>
           <w:sz w:val="21"/>
         </w:rPr>
-        <w:t>图表：2023-2025年鄂尔多斯市财政收入情况(单位:亿元、%)</w:t>
+        <w:t>图表：2023-2025年宁波市财政收入情况(单位:亿元、%)</w:t>
       </w:r>
     </w:p>
     <w:tbl>
@@ -3170,7 +2965,7 @@
                 <w:color w:val="000000"/>
                 <w:sz w:val="18"/>
               </w:rPr>
-              <w:t>909.99</w:t>
+              <w:t>1,785.86</w:t>
             </w:r>
           </w:p>
         </w:tc>
@@ -3199,7 +2994,7 @@
                 <w:color w:val="000000"/>
                 <w:sz w:val="18"/>
               </w:rPr>
-              <w:t>7.97%</w:t>
+              <w:t>6.30%</w:t>
             </w:r>
           </w:p>
         </w:tc>
@@ -3228,7 +3023,7 @@
                 <w:color w:val="000000"/>
                 <w:sz w:val="18"/>
               </w:rPr>
-              <w:t>916.19</w:t>
+              <w:t>1,790.47</w:t>
             </w:r>
           </w:p>
         </w:tc>
@@ -3257,7 +3052,7 @@
                 <w:color w:val="000000"/>
                 <w:sz w:val="18"/>
               </w:rPr>
-              <w:t>0.68%</w:t>
+              <w:t>0.26%</w:t>
             </w:r>
           </w:p>
         </w:tc>
@@ -3286,7 +3081,7 @@
                 <w:color w:val="000000"/>
                 <w:sz w:val="18"/>
               </w:rPr>
-              <w:t>803.00</w:t>
+              <w:t>1,795.23</w:t>
             </w:r>
           </w:p>
         </w:tc>
@@ -3315,7 +3110,7 @@
                 <w:color w:val="000000"/>
                 <w:sz w:val="18"/>
               </w:rPr>
-              <w:t>-12.35%</w:t>
+              <w:t>0.27%</w:t>
             </w:r>
           </w:p>
         </w:tc>
@@ -3375,7 +3170,7 @@
                 <w:color w:val="000000"/>
                 <w:sz w:val="18"/>
               </w:rPr>
-              <w:t>697.60</w:t>
+              <w:t>1,464.65</w:t>
             </w:r>
           </w:p>
         </w:tc>
@@ -3433,7 +3228,7 @@
                 <w:color w:val="000000"/>
                 <w:sz w:val="18"/>
               </w:rPr>
-              <w:t>646.73</w:t>
+              <w:t>1,434.17</w:t>
             </w:r>
           </w:p>
         </w:tc>
@@ -3462,7 +3257,7 @@
                 <w:color w:val="000000"/>
                 <w:sz w:val="18"/>
               </w:rPr>
-              <w:t>-7.29%</w:t>
+              <w:t>-2.08%</w:t>
             </w:r>
           </w:p>
         </w:tc>
@@ -3491,7 +3286,7 @@
                 <w:color w:val="000000"/>
                 <w:sz w:val="18"/>
               </w:rPr>
-              <w:t>575.90</w:t>
+              <w:t>1,476.09</w:t>
             </w:r>
           </w:p>
         </w:tc>
@@ -3520,7 +3315,7 @@
                 <w:color w:val="000000"/>
                 <w:sz w:val="18"/>
               </w:rPr>
-              <w:t>-10.95%</w:t>
+              <w:t>2.92%</w:t>
             </w:r>
           </w:p>
         </w:tc>
@@ -3580,7 +3375,7 @@
                 <w:color w:val="000000"/>
                 <w:sz w:val="18"/>
               </w:rPr>
-              <w:t>76.66%</w:t>
+              <w:t>82.01%</w:t>
             </w:r>
           </w:p>
         </w:tc>
@@ -3638,7 +3433,7 @@
                 <w:color w:val="000000"/>
                 <w:sz w:val="18"/>
               </w:rPr>
-              <w:t>70.59%</w:t>
+              <w:t>80.10%</w:t>
             </w:r>
           </w:p>
         </w:tc>
@@ -3696,7 +3491,7 @@
                 <w:color w:val="000000"/>
                 <w:sz w:val="18"/>
               </w:rPr>
-              <w:t>71.72%</w:t>
+              <w:t>82.22%</w:t>
             </w:r>
           </w:p>
         </w:tc>
@@ -3785,7 +3580,7 @@
                 <w:color w:val="000000"/>
                 <w:sz w:val="18"/>
               </w:rPr>
-              <w:t>1,119.50</w:t>
+              <w:t>2,235.09</w:t>
             </w:r>
           </w:p>
         </w:tc>
@@ -3843,7 +3638,7 @@
                 <w:color w:val="000000"/>
                 <w:sz w:val="18"/>
               </w:rPr>
-              <w:t>1,141.53</w:t>
+              <w:t>2,230.37</w:t>
             </w:r>
           </w:p>
         </w:tc>
@@ -3872,7 +3667,7 @@
                 <w:color w:val="000000"/>
                 <w:sz w:val="18"/>
               </w:rPr>
-              <w:t>1.97%</w:t>
+              <w:t>-0.21%</w:t>
             </w:r>
           </w:p>
         </w:tc>
@@ -3901,7 +3696,7 @@
                 <w:color w:val="000000"/>
                 <w:sz w:val="18"/>
               </w:rPr>
-              <w:t>1,002.20</w:t>
+              <w:t>2,104.44</w:t>
             </w:r>
           </w:p>
         </w:tc>
@@ -3930,7 +3725,7 @@
                 <w:color w:val="000000"/>
                 <w:sz w:val="18"/>
               </w:rPr>
-              <w:t>-12.21%</w:t>
+              <w:t>-5.65%</w:t>
             </w:r>
           </w:p>
         </w:tc>
@@ -3990,7 +3785,7 @@
                 <w:color w:val="000000"/>
                 <w:sz w:val="18"/>
               </w:rPr>
-              <w:t>81.29%</w:t>
+              <w:t>79.90%</w:t>
             </w:r>
           </w:p>
         </w:tc>
@@ -4048,7 +3843,7 @@
                 <w:color w:val="000000"/>
                 <w:sz w:val="18"/>
               </w:rPr>
-              <w:t>80.26%</w:t>
+              <w:t>80.28%</w:t>
             </w:r>
           </w:p>
         </w:tc>
@@ -4106,7 +3901,7 @@
                 <w:color w:val="000000"/>
                 <w:sz w:val="18"/>
               </w:rPr>
-              <w:t>80.12%</w:t>
+              <w:t>85.31%</w:t>
             </w:r>
           </w:p>
         </w:tc>
@@ -4195,7 +3990,7 @@
                 <w:color w:val="000000"/>
                 <w:sz w:val="18"/>
               </w:rPr>
-              <w:t>99.06</w:t>
+              <w:t>902.21</w:t>
             </w:r>
           </w:p>
         </w:tc>
@@ -4253,7 +4048,7 @@
                 <w:color w:val="000000"/>
                 <w:sz w:val="18"/>
               </w:rPr>
-              <w:t>103.11</w:t>
+              <w:t>721.00</w:t>
             </w:r>
           </w:p>
         </w:tc>
@@ -4282,7 +4077,7 @@
                 <w:color w:val="000000"/>
                 <w:sz w:val="18"/>
               </w:rPr>
-              <w:t>4.09%</w:t>
+              <w:t>-20.09%</w:t>
             </w:r>
           </w:p>
         </w:tc>
@@ -4311,7 +4106,7 @@
                 <w:color w:val="000000"/>
                 <w:sz w:val="18"/>
               </w:rPr>
-              <w:t>97.40</w:t>
+              <w:t>535.34</w:t>
             </w:r>
           </w:p>
         </w:tc>
@@ -4340,7 +4135,7 @@
                 <w:color w:val="000000"/>
                 <w:sz w:val="18"/>
               </w:rPr>
-              <w:t>-5.54%</w:t>
+              <w:t>-25.75%</w:t>
             </w:r>
           </w:p>
         </w:tc>
@@ -4358,7 +4153,7 @@
           <w:color w:val="000000"/>
           <w:sz w:val="19"/>
         </w:rPr>
-        <w:t>资料来源:鄂尔多斯市财政决算、企业预警通,风控信评部整理</w:t>
+        <w:t>资料来源:宁波市财政决算、企业预警通,风控信评部整理</w:t>
       </w:r>
     </w:p>
     <w:p>
@@ -4373,7 +4168,1291 @@
           <w:color w:val="000000"/>
           <w:sz w:val="21"/>
         </w:rPr>
-        <w:t>土地市场方面，【待补充:鄂尔多斯市土地出让与房地产销售数据（土地市场数据库未覆盖该市）】。</w:t>
+        <w:t>土地市场方面，2021、2022、2023、2024、2025年宁波市经营性用地成交价分别为1,173.01亿元、1,083.56亿元、778.74亿元、501.21亿元、380.61亿元，2025年较2021年下降67.55%；同期平均溢价率为19.48%、4.83%、5.08%、2.90%、4.23%，整体处于低位、反映市场化主体拿地意愿与未来房价预期偏弱；成交楼面均价由2,791元/㎡降至1,559元/㎡、累计下降44.14%。2026年1-4月，宁波市经营性用地累计成交146宗、规划建面854.57万㎡、成交价130.67亿元，延续低位运行。</w:t>
+      </w:r>
+    </w:p>
+    <w:p>
+      <w:pPr>
+        <w:spacing w:before="80" w:after="40" w:line="360" w:lineRule="auto"/>
+        <w:ind w:firstLine="0"/>
+        <w:jc w:val="center"/>
+      </w:pPr>
+      <w:r>
+        <w:rPr>
+          <w:rFonts w:ascii="Times New Roman" w:hAnsi="Times New Roman" w:eastAsia="楷体"/>
+          <w:b/>
+          <w:color w:val="000000"/>
+          <w:sz w:val="21"/>
+        </w:rPr>
+        <w:t>图表:2021-2025年宁波市土地出让情况</w:t>
+      </w:r>
+    </w:p>
+    <w:tbl>
+      <w:tblPr>
+        <w:tblW w:type="auto" w:w="0"/>
+        <w:tblLayout w:type="autofit"/>
+        <w:tblLook w:firstColumn="1" w:firstRow="1" w:lastColumn="0" w:lastRow="0" w:noHBand="0" w:noVBand="1" w:val="04A0"/>
+      </w:tblPr>
+      <w:tblGrid>
+        <w:gridCol w:w="1568"/>
+        <w:gridCol w:w="1568"/>
+        <w:gridCol w:w="1568"/>
+        <w:gridCol w:w="1568"/>
+        <w:gridCol w:w="1568"/>
+        <w:gridCol w:w="1568"/>
+      </w:tblGrid>
+      <w:tr>
+        <w:tc>
+          <w:tcPr>
+            <w:tcW w:type="dxa" w:w="1568"/>
+            <w:vAlign w:val="center"/>
+            <w:shd w:val="clear" w:color="auto" w:fill="F1A983"/>
+            <w:tcBorders>
+              <w:top w:val="single" w:sz="4" w:color="A6A6A6"/>
+              <w:left w:val="single" w:sz="4" w:color="A6A6A6"/>
+              <w:bottom w:val="single" w:sz="4" w:color="A6A6A6"/>
+              <w:right w:val="single" w:sz="4" w:color="A6A6A6"/>
+            </w:tcBorders>
+          </w:tcPr>
+          <w:p>
+            <w:pPr>
+              <w:spacing w:before="0" w:after="0" w:line="276" w:lineRule="auto"/>
+              <w:ind w:firstLine="0"/>
+              <w:jc w:val="center"/>
+            </w:pPr>
+            <w:r/>
+            <w:r>
+              <w:rPr>
+                <w:rFonts w:ascii="Times New Roman" w:hAnsi="Times New Roman" w:eastAsia="楷体"/>
+                <w:b/>
+                <w:color w:val="000000"/>
+                <w:sz w:val="18"/>
+              </w:rPr>
+              <w:t>年度</w:t>
+            </w:r>
+          </w:p>
+        </w:tc>
+        <w:tc>
+          <w:tcPr>
+            <w:tcW w:type="dxa" w:w="1568"/>
+            <w:vAlign w:val="center"/>
+            <w:shd w:val="clear" w:color="auto" w:fill="F1A983"/>
+            <w:tcBorders>
+              <w:top w:val="single" w:sz="4" w:color="A6A6A6"/>
+              <w:left w:val="single" w:sz="4" w:color="A6A6A6"/>
+              <w:bottom w:val="single" w:sz="4" w:color="A6A6A6"/>
+              <w:right w:val="single" w:sz="4" w:color="A6A6A6"/>
+            </w:tcBorders>
+          </w:tcPr>
+          <w:p>
+            <w:pPr>
+              <w:spacing w:before="0" w:after="0" w:line="276" w:lineRule="auto"/>
+              <w:ind w:firstLine="0"/>
+              <w:jc w:val="center"/>
+            </w:pPr>
+            <w:r/>
+            <w:r>
+              <w:rPr>
+                <w:rFonts w:ascii="Times New Roman" w:hAnsi="Times New Roman" w:eastAsia="楷体"/>
+                <w:b/>
+                <w:color w:val="000000"/>
+                <w:sz w:val="18"/>
+              </w:rPr>
+              <w:t>土地宗数</w:t>
+            </w:r>
+          </w:p>
+        </w:tc>
+        <w:tc>
+          <w:tcPr>
+            <w:tcW w:type="dxa" w:w="1568"/>
+            <w:vAlign w:val="center"/>
+            <w:shd w:val="clear" w:color="auto" w:fill="F1A983"/>
+            <w:tcBorders>
+              <w:top w:val="single" w:sz="4" w:color="A6A6A6"/>
+              <w:left w:val="single" w:sz="4" w:color="A6A6A6"/>
+              <w:bottom w:val="single" w:sz="4" w:color="A6A6A6"/>
+              <w:right w:val="single" w:sz="4" w:color="A6A6A6"/>
+            </w:tcBorders>
+          </w:tcPr>
+          <w:p>
+            <w:pPr>
+              <w:spacing w:before="0" w:after="0" w:line="276" w:lineRule="auto"/>
+              <w:ind w:firstLine="0"/>
+              <w:jc w:val="center"/>
+            </w:pPr>
+            <w:r/>
+            <w:r>
+              <w:rPr>
+                <w:rFonts w:ascii="Times New Roman" w:hAnsi="Times New Roman" w:eastAsia="楷体"/>
+                <w:b/>
+                <w:color w:val="000000"/>
+                <w:sz w:val="18"/>
+              </w:rPr>
+              <w:t>规划建面(万㎡)</w:t>
+            </w:r>
+          </w:p>
+        </w:tc>
+        <w:tc>
+          <w:tcPr>
+            <w:tcW w:type="dxa" w:w="1568"/>
+            <w:vAlign w:val="center"/>
+            <w:shd w:val="clear" w:color="auto" w:fill="F1A983"/>
+            <w:tcBorders>
+              <w:top w:val="single" w:sz="4" w:color="A6A6A6"/>
+              <w:left w:val="single" w:sz="4" w:color="A6A6A6"/>
+              <w:bottom w:val="single" w:sz="4" w:color="A6A6A6"/>
+              <w:right w:val="single" w:sz="4" w:color="A6A6A6"/>
+            </w:tcBorders>
+          </w:tcPr>
+          <w:p>
+            <w:pPr>
+              <w:spacing w:before="0" w:after="0" w:line="276" w:lineRule="auto"/>
+              <w:ind w:firstLine="0"/>
+              <w:jc w:val="center"/>
+            </w:pPr>
+            <w:r/>
+            <w:r>
+              <w:rPr>
+                <w:rFonts w:ascii="Times New Roman" w:hAnsi="Times New Roman" w:eastAsia="楷体"/>
+                <w:b/>
+                <w:color w:val="000000"/>
+                <w:sz w:val="18"/>
+              </w:rPr>
+              <w:t>成交楼面均价(元/㎡)</w:t>
+            </w:r>
+          </w:p>
+        </w:tc>
+        <w:tc>
+          <w:tcPr>
+            <w:tcW w:type="dxa" w:w="1568"/>
+            <w:vAlign w:val="center"/>
+            <w:shd w:val="clear" w:color="auto" w:fill="F1A983"/>
+            <w:tcBorders>
+              <w:top w:val="single" w:sz="4" w:color="A6A6A6"/>
+              <w:left w:val="single" w:sz="4" w:color="A6A6A6"/>
+              <w:bottom w:val="single" w:sz="4" w:color="A6A6A6"/>
+              <w:right w:val="single" w:sz="4" w:color="A6A6A6"/>
+            </w:tcBorders>
+          </w:tcPr>
+          <w:p>
+            <w:pPr>
+              <w:spacing w:before="0" w:after="0" w:line="276" w:lineRule="auto"/>
+              <w:ind w:firstLine="0"/>
+              <w:jc w:val="center"/>
+            </w:pPr>
+            <w:r/>
+            <w:r>
+              <w:rPr>
+                <w:rFonts w:ascii="Times New Roman" w:hAnsi="Times New Roman" w:eastAsia="楷体"/>
+                <w:b/>
+                <w:color w:val="000000"/>
+                <w:sz w:val="18"/>
+              </w:rPr>
+              <w:t>平均溢价率</w:t>
+            </w:r>
+          </w:p>
+        </w:tc>
+        <w:tc>
+          <w:tcPr>
+            <w:tcW w:type="dxa" w:w="1568"/>
+            <w:vAlign w:val="center"/>
+            <w:shd w:val="clear" w:color="auto" w:fill="F1A983"/>
+            <w:tcBorders>
+              <w:top w:val="single" w:sz="4" w:color="A6A6A6"/>
+              <w:left w:val="single" w:sz="4" w:color="A6A6A6"/>
+              <w:bottom w:val="single" w:sz="4" w:color="A6A6A6"/>
+              <w:right w:val="single" w:sz="4" w:color="A6A6A6"/>
+            </w:tcBorders>
+          </w:tcPr>
+          <w:p>
+            <w:pPr>
+              <w:spacing w:before="0" w:after="0" w:line="276" w:lineRule="auto"/>
+              <w:ind w:firstLine="0"/>
+              <w:jc w:val="center"/>
+            </w:pPr>
+            <w:r/>
+            <w:r>
+              <w:rPr>
+                <w:rFonts w:ascii="Times New Roman" w:hAnsi="Times New Roman" w:eastAsia="楷体"/>
+                <w:b/>
+                <w:color w:val="000000"/>
+                <w:sz w:val="18"/>
+              </w:rPr>
+              <w:t>成交价(亿元)</w:t>
+            </w:r>
+          </w:p>
+        </w:tc>
+      </w:tr>
+      <w:tr>
+        <w:tc>
+          <w:tcPr>
+            <w:tcW w:type="dxa" w:w="1568"/>
+            <w:vAlign w:val="center"/>
+            <w:tcBorders>
+              <w:top w:val="single" w:sz="4" w:color="A6A6A6"/>
+              <w:left w:val="single" w:sz="4" w:color="A6A6A6"/>
+              <w:bottom w:val="single" w:sz="4" w:color="A6A6A6"/>
+              <w:right w:val="single" w:sz="4" w:color="A6A6A6"/>
+            </w:tcBorders>
+          </w:tcPr>
+          <w:p>
+            <w:pPr>
+              <w:spacing w:before="0" w:after="0" w:line="276" w:lineRule="auto"/>
+              <w:ind w:firstLine="0"/>
+              <w:jc w:val="left"/>
+            </w:pPr>
+            <w:r/>
+            <w:r>
+              <w:rPr>
+                <w:rFonts w:ascii="Times New Roman" w:hAnsi="Times New Roman" w:eastAsia="楷体"/>
+                <w:b w:val="0"/>
+                <w:color w:val="000000"/>
+                <w:sz w:val="18"/>
+              </w:rPr>
+              <w:t>2021</w:t>
+            </w:r>
+          </w:p>
+        </w:tc>
+        <w:tc>
+          <w:tcPr>
+            <w:tcW w:type="dxa" w:w="1568"/>
+            <w:vAlign w:val="center"/>
+            <w:tcBorders>
+              <w:top w:val="single" w:sz="4" w:color="A6A6A6"/>
+              <w:left w:val="single" w:sz="4" w:color="A6A6A6"/>
+              <w:bottom w:val="single" w:sz="4" w:color="A6A6A6"/>
+              <w:right w:val="single" w:sz="4" w:color="A6A6A6"/>
+            </w:tcBorders>
+          </w:tcPr>
+          <w:p>
+            <w:pPr>
+              <w:spacing w:before="0" w:after="0" w:line="276" w:lineRule="auto"/>
+              <w:ind w:firstLine="0"/>
+              <w:jc w:val="center"/>
+            </w:pPr>
+            <w:r/>
+            <w:r>
+              <w:rPr>
+                <w:rFonts w:ascii="Times New Roman" w:hAnsi="Times New Roman" w:eastAsia="楷体"/>
+                <w:b w:val="0"/>
+                <w:color w:val="000000"/>
+                <w:sz w:val="18"/>
+              </w:rPr>
+              <w:t>593</w:t>
+            </w:r>
+          </w:p>
+        </w:tc>
+        <w:tc>
+          <w:tcPr>
+            <w:tcW w:type="dxa" w:w="1568"/>
+            <w:vAlign w:val="center"/>
+            <w:tcBorders>
+              <w:top w:val="single" w:sz="4" w:color="A6A6A6"/>
+              <w:left w:val="single" w:sz="4" w:color="A6A6A6"/>
+              <w:bottom w:val="single" w:sz="4" w:color="A6A6A6"/>
+              <w:right w:val="single" w:sz="4" w:color="A6A6A6"/>
+            </w:tcBorders>
+          </w:tcPr>
+          <w:p>
+            <w:pPr>
+              <w:spacing w:before="0" w:after="0" w:line="276" w:lineRule="auto"/>
+              <w:ind w:firstLine="0"/>
+              <w:jc w:val="center"/>
+            </w:pPr>
+            <w:r/>
+            <w:r>
+              <w:rPr>
+                <w:rFonts w:ascii="Times New Roman" w:hAnsi="Times New Roman" w:eastAsia="楷体"/>
+                <w:b w:val="0"/>
+                <w:color w:val="000000"/>
+                <w:sz w:val="18"/>
+              </w:rPr>
+              <w:t>4,202.17</w:t>
+            </w:r>
+          </w:p>
+        </w:tc>
+        <w:tc>
+          <w:tcPr>
+            <w:tcW w:type="dxa" w:w="1568"/>
+            <w:vAlign w:val="center"/>
+            <w:tcBorders>
+              <w:top w:val="single" w:sz="4" w:color="A6A6A6"/>
+              <w:left w:val="single" w:sz="4" w:color="A6A6A6"/>
+              <w:bottom w:val="single" w:sz="4" w:color="A6A6A6"/>
+              <w:right w:val="single" w:sz="4" w:color="A6A6A6"/>
+            </w:tcBorders>
+          </w:tcPr>
+          <w:p>
+            <w:pPr>
+              <w:spacing w:before="0" w:after="0" w:line="276" w:lineRule="auto"/>
+              <w:ind w:firstLine="0"/>
+              <w:jc w:val="center"/>
+            </w:pPr>
+            <w:r/>
+            <w:r>
+              <w:rPr>
+                <w:rFonts w:ascii="Times New Roman" w:hAnsi="Times New Roman" w:eastAsia="楷体"/>
+                <w:b w:val="0"/>
+                <w:color w:val="000000"/>
+                <w:sz w:val="18"/>
+              </w:rPr>
+              <w:t>2,791</w:t>
+            </w:r>
+          </w:p>
+        </w:tc>
+        <w:tc>
+          <w:tcPr>
+            <w:tcW w:type="dxa" w:w="1568"/>
+            <w:vAlign w:val="center"/>
+            <w:tcBorders>
+              <w:top w:val="single" w:sz="4" w:color="A6A6A6"/>
+              <w:left w:val="single" w:sz="4" w:color="A6A6A6"/>
+              <w:bottom w:val="single" w:sz="4" w:color="A6A6A6"/>
+              <w:right w:val="single" w:sz="4" w:color="A6A6A6"/>
+            </w:tcBorders>
+          </w:tcPr>
+          <w:p>
+            <w:pPr>
+              <w:spacing w:before="0" w:after="0" w:line="276" w:lineRule="auto"/>
+              <w:ind w:firstLine="0"/>
+              <w:jc w:val="center"/>
+            </w:pPr>
+            <w:r/>
+            <w:r>
+              <w:rPr>
+                <w:rFonts w:ascii="Times New Roman" w:hAnsi="Times New Roman" w:eastAsia="楷体"/>
+                <w:b w:val="0"/>
+                <w:color w:val="000000"/>
+                <w:sz w:val="18"/>
+              </w:rPr>
+              <w:t>19.48%</w:t>
+            </w:r>
+          </w:p>
+        </w:tc>
+        <w:tc>
+          <w:tcPr>
+            <w:tcW w:type="dxa" w:w="1568"/>
+            <w:vAlign w:val="center"/>
+            <w:tcBorders>
+              <w:top w:val="single" w:sz="4" w:color="A6A6A6"/>
+              <w:left w:val="single" w:sz="4" w:color="A6A6A6"/>
+              <w:bottom w:val="single" w:sz="4" w:color="A6A6A6"/>
+              <w:right w:val="single" w:sz="4" w:color="A6A6A6"/>
+            </w:tcBorders>
+          </w:tcPr>
+          <w:p>
+            <w:pPr>
+              <w:spacing w:before="0" w:after="0" w:line="276" w:lineRule="auto"/>
+              <w:ind w:firstLine="0"/>
+              <w:jc w:val="center"/>
+            </w:pPr>
+            <w:r/>
+            <w:r>
+              <w:rPr>
+                <w:rFonts w:ascii="Times New Roman" w:hAnsi="Times New Roman" w:eastAsia="楷体"/>
+                <w:b w:val="0"/>
+                <w:color w:val="000000"/>
+                <w:sz w:val="18"/>
+              </w:rPr>
+              <w:t>1,173.01</w:t>
+            </w:r>
+          </w:p>
+        </w:tc>
+      </w:tr>
+      <w:tr>
+        <w:tc>
+          <w:tcPr>
+            <w:tcW w:type="dxa" w:w="1568"/>
+            <w:vAlign w:val="center"/>
+            <w:tcBorders>
+              <w:top w:val="single" w:sz="4" w:color="A6A6A6"/>
+              <w:left w:val="single" w:sz="4" w:color="A6A6A6"/>
+              <w:bottom w:val="single" w:sz="4" w:color="A6A6A6"/>
+              <w:right w:val="single" w:sz="4" w:color="A6A6A6"/>
+            </w:tcBorders>
+          </w:tcPr>
+          <w:p>
+            <w:pPr>
+              <w:spacing w:before="0" w:after="0" w:line="276" w:lineRule="auto"/>
+              <w:ind w:firstLine="0"/>
+              <w:jc w:val="left"/>
+            </w:pPr>
+            <w:r/>
+            <w:r>
+              <w:rPr>
+                <w:rFonts w:ascii="Times New Roman" w:hAnsi="Times New Roman" w:eastAsia="楷体"/>
+                <w:b w:val="0"/>
+                <w:color w:val="000000"/>
+                <w:sz w:val="18"/>
+              </w:rPr>
+              <w:t>2022</w:t>
+            </w:r>
+          </w:p>
+        </w:tc>
+        <w:tc>
+          <w:tcPr>
+            <w:tcW w:type="dxa" w:w="1568"/>
+            <w:vAlign w:val="center"/>
+            <w:tcBorders>
+              <w:top w:val="single" w:sz="4" w:color="A6A6A6"/>
+              <w:left w:val="single" w:sz="4" w:color="A6A6A6"/>
+              <w:bottom w:val="single" w:sz="4" w:color="A6A6A6"/>
+              <w:right w:val="single" w:sz="4" w:color="A6A6A6"/>
+            </w:tcBorders>
+          </w:tcPr>
+          <w:p>
+            <w:pPr>
+              <w:spacing w:before="0" w:after="0" w:line="276" w:lineRule="auto"/>
+              <w:ind w:firstLine="0"/>
+              <w:jc w:val="center"/>
+            </w:pPr>
+            <w:r/>
+            <w:r>
+              <w:rPr>
+                <w:rFonts w:ascii="Times New Roman" w:hAnsi="Times New Roman" w:eastAsia="楷体"/>
+                <w:b w:val="0"/>
+                <w:color w:val="000000"/>
+                <w:sz w:val="18"/>
+              </w:rPr>
+              <w:t>477</w:t>
+            </w:r>
+          </w:p>
+        </w:tc>
+        <w:tc>
+          <w:tcPr>
+            <w:tcW w:type="dxa" w:w="1568"/>
+            <w:vAlign w:val="center"/>
+            <w:tcBorders>
+              <w:top w:val="single" w:sz="4" w:color="A6A6A6"/>
+              <w:left w:val="single" w:sz="4" w:color="A6A6A6"/>
+              <w:bottom w:val="single" w:sz="4" w:color="A6A6A6"/>
+              <w:right w:val="single" w:sz="4" w:color="A6A6A6"/>
+            </w:tcBorders>
+          </w:tcPr>
+          <w:p>
+            <w:pPr>
+              <w:spacing w:before="0" w:after="0" w:line="276" w:lineRule="auto"/>
+              <w:ind w:firstLine="0"/>
+              <w:jc w:val="center"/>
+            </w:pPr>
+            <w:r/>
+            <w:r>
+              <w:rPr>
+                <w:rFonts w:ascii="Times New Roman" w:hAnsi="Times New Roman" w:eastAsia="楷体"/>
+                <w:b w:val="0"/>
+                <w:color w:val="000000"/>
+                <w:sz w:val="18"/>
+              </w:rPr>
+              <w:t>3,970.93</w:t>
+            </w:r>
+          </w:p>
+        </w:tc>
+        <w:tc>
+          <w:tcPr>
+            <w:tcW w:type="dxa" w:w="1568"/>
+            <w:vAlign w:val="center"/>
+            <w:tcBorders>
+              <w:top w:val="single" w:sz="4" w:color="A6A6A6"/>
+              <w:left w:val="single" w:sz="4" w:color="A6A6A6"/>
+              <w:bottom w:val="single" w:sz="4" w:color="A6A6A6"/>
+              <w:right w:val="single" w:sz="4" w:color="A6A6A6"/>
+            </w:tcBorders>
+          </w:tcPr>
+          <w:p>
+            <w:pPr>
+              <w:spacing w:before="0" w:after="0" w:line="276" w:lineRule="auto"/>
+              <w:ind w:firstLine="0"/>
+              <w:jc w:val="center"/>
+            </w:pPr>
+            <w:r/>
+            <w:r>
+              <w:rPr>
+                <w:rFonts w:ascii="Times New Roman" w:hAnsi="Times New Roman" w:eastAsia="楷体"/>
+                <w:b w:val="0"/>
+                <w:color w:val="000000"/>
+                <w:sz w:val="18"/>
+              </w:rPr>
+              <w:t>2,729</w:t>
+            </w:r>
+          </w:p>
+        </w:tc>
+        <w:tc>
+          <w:tcPr>
+            <w:tcW w:type="dxa" w:w="1568"/>
+            <w:vAlign w:val="center"/>
+            <w:tcBorders>
+              <w:top w:val="single" w:sz="4" w:color="A6A6A6"/>
+              <w:left w:val="single" w:sz="4" w:color="A6A6A6"/>
+              <w:bottom w:val="single" w:sz="4" w:color="A6A6A6"/>
+              <w:right w:val="single" w:sz="4" w:color="A6A6A6"/>
+            </w:tcBorders>
+          </w:tcPr>
+          <w:p>
+            <w:pPr>
+              <w:spacing w:before="0" w:after="0" w:line="276" w:lineRule="auto"/>
+              <w:ind w:firstLine="0"/>
+              <w:jc w:val="center"/>
+            </w:pPr>
+            <w:r/>
+            <w:r>
+              <w:rPr>
+                <w:rFonts w:ascii="Times New Roman" w:hAnsi="Times New Roman" w:eastAsia="楷体"/>
+                <w:b w:val="0"/>
+                <w:color w:val="000000"/>
+                <w:sz w:val="18"/>
+              </w:rPr>
+              <w:t>4.83%</w:t>
+            </w:r>
+          </w:p>
+        </w:tc>
+        <w:tc>
+          <w:tcPr>
+            <w:tcW w:type="dxa" w:w="1568"/>
+            <w:vAlign w:val="center"/>
+            <w:tcBorders>
+              <w:top w:val="single" w:sz="4" w:color="A6A6A6"/>
+              <w:left w:val="single" w:sz="4" w:color="A6A6A6"/>
+              <w:bottom w:val="single" w:sz="4" w:color="A6A6A6"/>
+              <w:right w:val="single" w:sz="4" w:color="A6A6A6"/>
+            </w:tcBorders>
+          </w:tcPr>
+          <w:p>
+            <w:pPr>
+              <w:spacing w:before="0" w:after="0" w:line="276" w:lineRule="auto"/>
+              <w:ind w:firstLine="0"/>
+              <w:jc w:val="center"/>
+            </w:pPr>
+            <w:r/>
+            <w:r>
+              <w:rPr>
+                <w:rFonts w:ascii="Times New Roman" w:hAnsi="Times New Roman" w:eastAsia="楷体"/>
+                <w:b w:val="0"/>
+                <w:color w:val="000000"/>
+                <w:sz w:val="18"/>
+              </w:rPr>
+              <w:t>1,083.56</w:t>
+            </w:r>
+          </w:p>
+        </w:tc>
+      </w:tr>
+      <w:tr>
+        <w:tc>
+          <w:tcPr>
+            <w:tcW w:type="dxa" w:w="1568"/>
+            <w:vAlign w:val="center"/>
+            <w:tcBorders>
+              <w:top w:val="single" w:sz="4" w:color="A6A6A6"/>
+              <w:left w:val="single" w:sz="4" w:color="A6A6A6"/>
+              <w:bottom w:val="single" w:sz="4" w:color="A6A6A6"/>
+              <w:right w:val="single" w:sz="4" w:color="A6A6A6"/>
+            </w:tcBorders>
+          </w:tcPr>
+          <w:p>
+            <w:pPr>
+              <w:spacing w:before="0" w:after="0" w:line="276" w:lineRule="auto"/>
+              <w:ind w:firstLine="0"/>
+              <w:jc w:val="left"/>
+            </w:pPr>
+            <w:r/>
+            <w:r>
+              <w:rPr>
+                <w:rFonts w:ascii="Times New Roman" w:hAnsi="Times New Roman" w:eastAsia="楷体"/>
+                <w:b w:val="0"/>
+                <w:color w:val="000000"/>
+                <w:sz w:val="18"/>
+              </w:rPr>
+              <w:t>2023</w:t>
+            </w:r>
+          </w:p>
+        </w:tc>
+        <w:tc>
+          <w:tcPr>
+            <w:tcW w:type="dxa" w:w="1568"/>
+            <w:vAlign w:val="center"/>
+            <w:tcBorders>
+              <w:top w:val="single" w:sz="4" w:color="A6A6A6"/>
+              <w:left w:val="single" w:sz="4" w:color="A6A6A6"/>
+              <w:bottom w:val="single" w:sz="4" w:color="A6A6A6"/>
+              <w:right w:val="single" w:sz="4" w:color="A6A6A6"/>
+            </w:tcBorders>
+          </w:tcPr>
+          <w:p>
+            <w:pPr>
+              <w:spacing w:before="0" w:after="0" w:line="276" w:lineRule="auto"/>
+              <w:ind w:firstLine="0"/>
+              <w:jc w:val="center"/>
+            </w:pPr>
+            <w:r/>
+            <w:r>
+              <w:rPr>
+                <w:rFonts w:ascii="Times New Roman" w:hAnsi="Times New Roman" w:eastAsia="楷体"/>
+                <w:b w:val="0"/>
+                <w:color w:val="000000"/>
+                <w:sz w:val="18"/>
+              </w:rPr>
+              <w:t>390</w:t>
+            </w:r>
+          </w:p>
+        </w:tc>
+        <w:tc>
+          <w:tcPr>
+            <w:tcW w:type="dxa" w:w="1568"/>
+            <w:vAlign w:val="center"/>
+            <w:tcBorders>
+              <w:top w:val="single" w:sz="4" w:color="A6A6A6"/>
+              <w:left w:val="single" w:sz="4" w:color="A6A6A6"/>
+              <w:bottom w:val="single" w:sz="4" w:color="A6A6A6"/>
+              <w:right w:val="single" w:sz="4" w:color="A6A6A6"/>
+            </w:tcBorders>
+          </w:tcPr>
+          <w:p>
+            <w:pPr>
+              <w:spacing w:before="0" w:after="0" w:line="276" w:lineRule="auto"/>
+              <w:ind w:firstLine="0"/>
+              <w:jc w:val="center"/>
+            </w:pPr>
+            <w:r/>
+            <w:r>
+              <w:rPr>
+                <w:rFonts w:ascii="Times New Roman" w:hAnsi="Times New Roman" w:eastAsia="楷体"/>
+                <w:b w:val="0"/>
+                <w:color w:val="000000"/>
+                <w:sz w:val="18"/>
+              </w:rPr>
+              <w:t>2,681.07</w:t>
+            </w:r>
+          </w:p>
+        </w:tc>
+        <w:tc>
+          <w:tcPr>
+            <w:tcW w:type="dxa" w:w="1568"/>
+            <w:vAlign w:val="center"/>
+            <w:tcBorders>
+              <w:top w:val="single" w:sz="4" w:color="A6A6A6"/>
+              <w:left w:val="single" w:sz="4" w:color="A6A6A6"/>
+              <w:bottom w:val="single" w:sz="4" w:color="A6A6A6"/>
+              <w:right w:val="single" w:sz="4" w:color="A6A6A6"/>
+            </w:tcBorders>
+          </w:tcPr>
+          <w:p>
+            <w:pPr>
+              <w:spacing w:before="0" w:after="0" w:line="276" w:lineRule="auto"/>
+              <w:ind w:firstLine="0"/>
+              <w:jc w:val="center"/>
+            </w:pPr>
+            <w:r/>
+            <w:r>
+              <w:rPr>
+                <w:rFonts w:ascii="Times New Roman" w:hAnsi="Times New Roman" w:eastAsia="楷体"/>
+                <w:b w:val="0"/>
+                <w:color w:val="000000"/>
+                <w:sz w:val="18"/>
+              </w:rPr>
+              <w:t>2,905</w:t>
+            </w:r>
+          </w:p>
+        </w:tc>
+        <w:tc>
+          <w:tcPr>
+            <w:tcW w:type="dxa" w:w="1568"/>
+            <w:vAlign w:val="center"/>
+            <w:tcBorders>
+              <w:top w:val="single" w:sz="4" w:color="A6A6A6"/>
+              <w:left w:val="single" w:sz="4" w:color="A6A6A6"/>
+              <w:bottom w:val="single" w:sz="4" w:color="A6A6A6"/>
+              <w:right w:val="single" w:sz="4" w:color="A6A6A6"/>
+            </w:tcBorders>
+          </w:tcPr>
+          <w:p>
+            <w:pPr>
+              <w:spacing w:before="0" w:after="0" w:line="276" w:lineRule="auto"/>
+              <w:ind w:firstLine="0"/>
+              <w:jc w:val="center"/>
+            </w:pPr>
+            <w:r/>
+            <w:r>
+              <w:rPr>
+                <w:rFonts w:ascii="Times New Roman" w:hAnsi="Times New Roman" w:eastAsia="楷体"/>
+                <w:b w:val="0"/>
+                <w:color w:val="000000"/>
+                <w:sz w:val="18"/>
+              </w:rPr>
+              <w:t>5.08%</w:t>
+            </w:r>
+          </w:p>
+        </w:tc>
+        <w:tc>
+          <w:tcPr>
+            <w:tcW w:type="dxa" w:w="1568"/>
+            <w:vAlign w:val="center"/>
+            <w:tcBorders>
+              <w:top w:val="single" w:sz="4" w:color="A6A6A6"/>
+              <w:left w:val="single" w:sz="4" w:color="A6A6A6"/>
+              <w:bottom w:val="single" w:sz="4" w:color="A6A6A6"/>
+              <w:right w:val="single" w:sz="4" w:color="A6A6A6"/>
+            </w:tcBorders>
+          </w:tcPr>
+          <w:p>
+            <w:pPr>
+              <w:spacing w:before="0" w:after="0" w:line="276" w:lineRule="auto"/>
+              <w:ind w:firstLine="0"/>
+              <w:jc w:val="center"/>
+            </w:pPr>
+            <w:r/>
+            <w:r>
+              <w:rPr>
+                <w:rFonts w:ascii="Times New Roman" w:hAnsi="Times New Roman" w:eastAsia="楷体"/>
+                <w:b w:val="0"/>
+                <w:color w:val="000000"/>
+                <w:sz w:val="18"/>
+              </w:rPr>
+              <w:t>778.74</w:t>
+            </w:r>
+          </w:p>
+        </w:tc>
+      </w:tr>
+      <w:tr>
+        <w:tc>
+          <w:tcPr>
+            <w:tcW w:type="dxa" w:w="1568"/>
+            <w:vAlign w:val="center"/>
+            <w:tcBorders>
+              <w:top w:val="single" w:sz="4" w:color="A6A6A6"/>
+              <w:left w:val="single" w:sz="4" w:color="A6A6A6"/>
+              <w:bottom w:val="single" w:sz="4" w:color="A6A6A6"/>
+              <w:right w:val="single" w:sz="4" w:color="A6A6A6"/>
+            </w:tcBorders>
+          </w:tcPr>
+          <w:p>
+            <w:pPr>
+              <w:spacing w:before="0" w:after="0" w:line="276" w:lineRule="auto"/>
+              <w:ind w:firstLine="0"/>
+              <w:jc w:val="left"/>
+            </w:pPr>
+            <w:r/>
+            <w:r>
+              <w:rPr>
+                <w:rFonts w:ascii="Times New Roman" w:hAnsi="Times New Roman" w:eastAsia="楷体"/>
+                <w:b w:val="0"/>
+                <w:color w:val="000000"/>
+                <w:sz w:val="18"/>
+              </w:rPr>
+              <w:t>2024</w:t>
+            </w:r>
+          </w:p>
+        </w:tc>
+        <w:tc>
+          <w:tcPr>
+            <w:tcW w:type="dxa" w:w="1568"/>
+            <w:vAlign w:val="center"/>
+            <w:tcBorders>
+              <w:top w:val="single" w:sz="4" w:color="A6A6A6"/>
+              <w:left w:val="single" w:sz="4" w:color="A6A6A6"/>
+              <w:bottom w:val="single" w:sz="4" w:color="A6A6A6"/>
+              <w:right w:val="single" w:sz="4" w:color="A6A6A6"/>
+            </w:tcBorders>
+          </w:tcPr>
+          <w:p>
+            <w:pPr>
+              <w:spacing w:before="0" w:after="0" w:line="276" w:lineRule="auto"/>
+              <w:ind w:firstLine="0"/>
+              <w:jc w:val="center"/>
+            </w:pPr>
+            <w:r/>
+            <w:r>
+              <w:rPr>
+                <w:rFonts w:ascii="Times New Roman" w:hAnsi="Times New Roman" w:eastAsia="楷体"/>
+                <w:b w:val="0"/>
+                <w:color w:val="000000"/>
+                <w:sz w:val="18"/>
+              </w:rPr>
+              <w:t>371</w:t>
+            </w:r>
+          </w:p>
+        </w:tc>
+        <w:tc>
+          <w:tcPr>
+            <w:tcW w:type="dxa" w:w="1568"/>
+            <w:vAlign w:val="center"/>
+            <w:tcBorders>
+              <w:top w:val="single" w:sz="4" w:color="A6A6A6"/>
+              <w:left w:val="single" w:sz="4" w:color="A6A6A6"/>
+              <w:bottom w:val="single" w:sz="4" w:color="A6A6A6"/>
+              <w:right w:val="single" w:sz="4" w:color="A6A6A6"/>
+            </w:tcBorders>
+          </w:tcPr>
+          <w:p>
+            <w:pPr>
+              <w:spacing w:before="0" w:after="0" w:line="276" w:lineRule="auto"/>
+              <w:ind w:firstLine="0"/>
+              <w:jc w:val="center"/>
+            </w:pPr>
+            <w:r/>
+            <w:r>
+              <w:rPr>
+                <w:rFonts w:ascii="Times New Roman" w:hAnsi="Times New Roman" w:eastAsia="楷体"/>
+                <w:b w:val="0"/>
+                <w:color w:val="000000"/>
+                <w:sz w:val="18"/>
+              </w:rPr>
+              <w:t>2,845.31</w:t>
+            </w:r>
+          </w:p>
+        </w:tc>
+        <w:tc>
+          <w:tcPr>
+            <w:tcW w:type="dxa" w:w="1568"/>
+            <w:vAlign w:val="center"/>
+            <w:tcBorders>
+              <w:top w:val="single" w:sz="4" w:color="A6A6A6"/>
+              <w:left w:val="single" w:sz="4" w:color="A6A6A6"/>
+              <w:bottom w:val="single" w:sz="4" w:color="A6A6A6"/>
+              <w:right w:val="single" w:sz="4" w:color="A6A6A6"/>
+            </w:tcBorders>
+          </w:tcPr>
+          <w:p>
+            <w:pPr>
+              <w:spacing w:before="0" w:after="0" w:line="276" w:lineRule="auto"/>
+              <w:ind w:firstLine="0"/>
+              <w:jc w:val="center"/>
+            </w:pPr>
+            <w:r/>
+            <w:r>
+              <w:rPr>
+                <w:rFonts w:ascii="Times New Roman" w:hAnsi="Times New Roman" w:eastAsia="楷体"/>
+                <w:b w:val="0"/>
+                <w:color w:val="000000"/>
+                <w:sz w:val="18"/>
+              </w:rPr>
+              <w:t>1,761</w:t>
+            </w:r>
+          </w:p>
+        </w:tc>
+        <w:tc>
+          <w:tcPr>
+            <w:tcW w:type="dxa" w:w="1568"/>
+            <w:vAlign w:val="center"/>
+            <w:tcBorders>
+              <w:top w:val="single" w:sz="4" w:color="A6A6A6"/>
+              <w:left w:val="single" w:sz="4" w:color="A6A6A6"/>
+              <w:bottom w:val="single" w:sz="4" w:color="A6A6A6"/>
+              <w:right w:val="single" w:sz="4" w:color="A6A6A6"/>
+            </w:tcBorders>
+          </w:tcPr>
+          <w:p>
+            <w:pPr>
+              <w:spacing w:before="0" w:after="0" w:line="276" w:lineRule="auto"/>
+              <w:ind w:firstLine="0"/>
+              <w:jc w:val="center"/>
+            </w:pPr>
+            <w:r/>
+            <w:r>
+              <w:rPr>
+                <w:rFonts w:ascii="Times New Roman" w:hAnsi="Times New Roman" w:eastAsia="楷体"/>
+                <w:b w:val="0"/>
+                <w:color w:val="000000"/>
+                <w:sz w:val="18"/>
+              </w:rPr>
+              <w:t>2.90%</w:t>
+            </w:r>
+          </w:p>
+        </w:tc>
+        <w:tc>
+          <w:tcPr>
+            <w:tcW w:type="dxa" w:w="1568"/>
+            <w:vAlign w:val="center"/>
+            <w:tcBorders>
+              <w:top w:val="single" w:sz="4" w:color="A6A6A6"/>
+              <w:left w:val="single" w:sz="4" w:color="A6A6A6"/>
+              <w:bottom w:val="single" w:sz="4" w:color="A6A6A6"/>
+              <w:right w:val="single" w:sz="4" w:color="A6A6A6"/>
+            </w:tcBorders>
+          </w:tcPr>
+          <w:p>
+            <w:pPr>
+              <w:spacing w:before="0" w:after="0" w:line="276" w:lineRule="auto"/>
+              <w:ind w:firstLine="0"/>
+              <w:jc w:val="center"/>
+            </w:pPr>
+            <w:r/>
+            <w:r>
+              <w:rPr>
+                <w:rFonts w:ascii="Times New Roman" w:hAnsi="Times New Roman" w:eastAsia="楷体"/>
+                <w:b w:val="0"/>
+                <w:color w:val="000000"/>
+                <w:sz w:val="18"/>
+              </w:rPr>
+              <w:t>501.21</w:t>
+            </w:r>
+          </w:p>
+        </w:tc>
+      </w:tr>
+      <w:tr>
+        <w:tc>
+          <w:tcPr>
+            <w:tcW w:type="dxa" w:w="1568"/>
+            <w:vAlign w:val="center"/>
+            <w:tcBorders>
+              <w:top w:val="single" w:sz="4" w:color="A6A6A6"/>
+              <w:left w:val="single" w:sz="4" w:color="A6A6A6"/>
+              <w:bottom w:val="single" w:sz="4" w:color="A6A6A6"/>
+              <w:right w:val="single" w:sz="4" w:color="A6A6A6"/>
+            </w:tcBorders>
+          </w:tcPr>
+          <w:p>
+            <w:pPr>
+              <w:spacing w:before="0" w:after="0" w:line="276" w:lineRule="auto"/>
+              <w:ind w:firstLine="0"/>
+              <w:jc w:val="left"/>
+            </w:pPr>
+            <w:r/>
+            <w:r>
+              <w:rPr>
+                <w:rFonts w:ascii="Times New Roman" w:hAnsi="Times New Roman" w:eastAsia="楷体"/>
+                <w:b w:val="0"/>
+                <w:color w:val="000000"/>
+                <w:sz w:val="18"/>
+              </w:rPr>
+              <w:t>2025</w:t>
+            </w:r>
+          </w:p>
+        </w:tc>
+        <w:tc>
+          <w:tcPr>
+            <w:tcW w:type="dxa" w:w="1568"/>
+            <w:vAlign w:val="center"/>
+            <w:tcBorders>
+              <w:top w:val="single" w:sz="4" w:color="A6A6A6"/>
+              <w:left w:val="single" w:sz="4" w:color="A6A6A6"/>
+              <w:bottom w:val="single" w:sz="4" w:color="A6A6A6"/>
+              <w:right w:val="single" w:sz="4" w:color="A6A6A6"/>
+            </w:tcBorders>
+          </w:tcPr>
+          <w:p>
+            <w:pPr>
+              <w:spacing w:before="0" w:after="0" w:line="276" w:lineRule="auto"/>
+              <w:ind w:firstLine="0"/>
+              <w:jc w:val="center"/>
+            </w:pPr>
+            <w:r/>
+            <w:r>
+              <w:rPr>
+                <w:rFonts w:ascii="Times New Roman" w:hAnsi="Times New Roman" w:eastAsia="楷体"/>
+                <w:b w:val="0"/>
+                <w:color w:val="000000"/>
+                <w:sz w:val="18"/>
+              </w:rPr>
+              <w:t>372</w:t>
+            </w:r>
+          </w:p>
+        </w:tc>
+        <w:tc>
+          <w:tcPr>
+            <w:tcW w:type="dxa" w:w="1568"/>
+            <w:vAlign w:val="center"/>
+            <w:tcBorders>
+              <w:top w:val="single" w:sz="4" w:color="A6A6A6"/>
+              <w:left w:val="single" w:sz="4" w:color="A6A6A6"/>
+              <w:bottom w:val="single" w:sz="4" w:color="A6A6A6"/>
+              <w:right w:val="single" w:sz="4" w:color="A6A6A6"/>
+            </w:tcBorders>
+          </w:tcPr>
+          <w:p>
+            <w:pPr>
+              <w:spacing w:before="0" w:after="0" w:line="276" w:lineRule="auto"/>
+              <w:ind w:firstLine="0"/>
+              <w:jc w:val="center"/>
+            </w:pPr>
+            <w:r/>
+            <w:r>
+              <w:rPr>
+                <w:rFonts w:ascii="Times New Roman" w:hAnsi="Times New Roman" w:eastAsia="楷体"/>
+                <w:b w:val="0"/>
+                <w:color w:val="000000"/>
+                <w:sz w:val="18"/>
+              </w:rPr>
+              <w:t>2,437.53</w:t>
+            </w:r>
+          </w:p>
+        </w:tc>
+        <w:tc>
+          <w:tcPr>
+            <w:tcW w:type="dxa" w:w="1568"/>
+            <w:vAlign w:val="center"/>
+            <w:tcBorders>
+              <w:top w:val="single" w:sz="4" w:color="A6A6A6"/>
+              <w:left w:val="single" w:sz="4" w:color="A6A6A6"/>
+              <w:bottom w:val="single" w:sz="4" w:color="A6A6A6"/>
+              <w:right w:val="single" w:sz="4" w:color="A6A6A6"/>
+            </w:tcBorders>
+          </w:tcPr>
+          <w:p>
+            <w:pPr>
+              <w:spacing w:before="0" w:after="0" w:line="276" w:lineRule="auto"/>
+              <w:ind w:firstLine="0"/>
+              <w:jc w:val="center"/>
+            </w:pPr>
+            <w:r/>
+            <w:r>
+              <w:rPr>
+                <w:rFonts w:ascii="Times New Roman" w:hAnsi="Times New Roman" w:eastAsia="楷体"/>
+                <w:b w:val="0"/>
+                <w:color w:val="000000"/>
+                <w:sz w:val="18"/>
+              </w:rPr>
+              <w:t>1,559</w:t>
+            </w:r>
+          </w:p>
+        </w:tc>
+        <w:tc>
+          <w:tcPr>
+            <w:tcW w:type="dxa" w:w="1568"/>
+            <w:vAlign w:val="center"/>
+            <w:tcBorders>
+              <w:top w:val="single" w:sz="4" w:color="A6A6A6"/>
+              <w:left w:val="single" w:sz="4" w:color="A6A6A6"/>
+              <w:bottom w:val="single" w:sz="4" w:color="A6A6A6"/>
+              <w:right w:val="single" w:sz="4" w:color="A6A6A6"/>
+            </w:tcBorders>
+          </w:tcPr>
+          <w:p>
+            <w:pPr>
+              <w:spacing w:before="0" w:after="0" w:line="276" w:lineRule="auto"/>
+              <w:ind w:firstLine="0"/>
+              <w:jc w:val="center"/>
+            </w:pPr>
+            <w:r/>
+            <w:r>
+              <w:rPr>
+                <w:rFonts w:ascii="Times New Roman" w:hAnsi="Times New Roman" w:eastAsia="楷体"/>
+                <w:b w:val="0"/>
+                <w:color w:val="000000"/>
+                <w:sz w:val="18"/>
+              </w:rPr>
+              <w:t>4.23%</w:t>
+            </w:r>
+          </w:p>
+        </w:tc>
+        <w:tc>
+          <w:tcPr>
+            <w:tcW w:type="dxa" w:w="1568"/>
+            <w:vAlign w:val="center"/>
+            <w:tcBorders>
+              <w:top w:val="single" w:sz="4" w:color="A6A6A6"/>
+              <w:left w:val="single" w:sz="4" w:color="A6A6A6"/>
+              <w:bottom w:val="single" w:sz="4" w:color="A6A6A6"/>
+              <w:right w:val="single" w:sz="4" w:color="A6A6A6"/>
+            </w:tcBorders>
+          </w:tcPr>
+          <w:p>
+            <w:pPr>
+              <w:spacing w:before="0" w:after="0" w:line="276" w:lineRule="auto"/>
+              <w:ind w:firstLine="0"/>
+              <w:jc w:val="center"/>
+            </w:pPr>
+            <w:r/>
+            <w:r>
+              <w:rPr>
+                <w:rFonts w:ascii="Times New Roman" w:hAnsi="Times New Roman" w:eastAsia="楷体"/>
+                <w:b w:val="0"/>
+                <w:color w:val="000000"/>
+                <w:sz w:val="18"/>
+              </w:rPr>
+              <w:t>380.61</w:t>
+            </w:r>
+          </w:p>
+        </w:tc>
+      </w:tr>
+      <w:tr>
+        <w:tc>
+          <w:tcPr>
+            <w:tcW w:type="dxa" w:w="1568"/>
+            <w:vAlign w:val="center"/>
+            <w:tcBorders>
+              <w:top w:val="single" w:sz="4" w:color="A6A6A6"/>
+              <w:left w:val="single" w:sz="4" w:color="A6A6A6"/>
+              <w:bottom w:val="single" w:sz="4" w:color="A6A6A6"/>
+              <w:right w:val="single" w:sz="4" w:color="A6A6A6"/>
+            </w:tcBorders>
+          </w:tcPr>
+          <w:p>
+            <w:pPr>
+              <w:spacing w:before="0" w:after="0" w:line="276" w:lineRule="auto"/>
+              <w:ind w:firstLine="0"/>
+              <w:jc w:val="left"/>
+            </w:pPr>
+            <w:r/>
+            <w:r>
+              <w:rPr>
+                <w:rFonts w:ascii="Times New Roman" w:hAnsi="Times New Roman" w:eastAsia="楷体"/>
+                <w:b w:val="0"/>
+                <w:color w:val="000000"/>
+                <w:sz w:val="18"/>
+              </w:rPr>
+              <w:t>2026年1-4月</w:t>
+            </w:r>
+          </w:p>
+        </w:tc>
+        <w:tc>
+          <w:tcPr>
+            <w:tcW w:type="dxa" w:w="1568"/>
+            <w:vAlign w:val="center"/>
+            <w:tcBorders>
+              <w:top w:val="single" w:sz="4" w:color="A6A6A6"/>
+              <w:left w:val="single" w:sz="4" w:color="A6A6A6"/>
+              <w:bottom w:val="single" w:sz="4" w:color="A6A6A6"/>
+              <w:right w:val="single" w:sz="4" w:color="A6A6A6"/>
+            </w:tcBorders>
+          </w:tcPr>
+          <w:p>
+            <w:pPr>
+              <w:spacing w:before="0" w:after="0" w:line="276" w:lineRule="auto"/>
+              <w:ind w:firstLine="0"/>
+              <w:jc w:val="center"/>
+            </w:pPr>
+            <w:r/>
+            <w:r>
+              <w:rPr>
+                <w:rFonts w:ascii="Times New Roman" w:hAnsi="Times New Roman" w:eastAsia="楷体"/>
+                <w:b w:val="0"/>
+                <w:color w:val="000000"/>
+                <w:sz w:val="18"/>
+              </w:rPr>
+              <w:t>146</w:t>
+            </w:r>
+          </w:p>
+        </w:tc>
+        <w:tc>
+          <w:tcPr>
+            <w:tcW w:type="dxa" w:w="1568"/>
+            <w:vAlign w:val="center"/>
+            <w:tcBorders>
+              <w:top w:val="single" w:sz="4" w:color="A6A6A6"/>
+              <w:left w:val="single" w:sz="4" w:color="A6A6A6"/>
+              <w:bottom w:val="single" w:sz="4" w:color="A6A6A6"/>
+              <w:right w:val="single" w:sz="4" w:color="A6A6A6"/>
+            </w:tcBorders>
+          </w:tcPr>
+          <w:p>
+            <w:pPr>
+              <w:spacing w:before="0" w:after="0" w:line="276" w:lineRule="auto"/>
+              <w:ind w:firstLine="0"/>
+              <w:jc w:val="center"/>
+            </w:pPr>
+            <w:r/>
+            <w:r>
+              <w:rPr>
+                <w:rFonts w:ascii="Times New Roman" w:hAnsi="Times New Roman" w:eastAsia="楷体"/>
+                <w:b w:val="0"/>
+                <w:color w:val="000000"/>
+                <w:sz w:val="18"/>
+              </w:rPr>
+              <w:t>854.57</w:t>
+            </w:r>
+          </w:p>
+        </w:tc>
+        <w:tc>
+          <w:tcPr>
+            <w:tcW w:type="dxa" w:w="1568"/>
+            <w:vAlign w:val="center"/>
+            <w:tcBorders>
+              <w:top w:val="single" w:sz="4" w:color="A6A6A6"/>
+              <w:left w:val="single" w:sz="4" w:color="A6A6A6"/>
+              <w:bottom w:val="single" w:sz="4" w:color="A6A6A6"/>
+              <w:right w:val="single" w:sz="4" w:color="A6A6A6"/>
+            </w:tcBorders>
+          </w:tcPr>
+          <w:p>
+            <w:pPr>
+              <w:spacing w:before="0" w:after="0" w:line="276" w:lineRule="auto"/>
+              <w:ind w:firstLine="0"/>
+              <w:jc w:val="center"/>
+            </w:pPr>
+            <w:r/>
+            <w:r>
+              <w:rPr>
+                <w:rFonts w:ascii="Times New Roman" w:hAnsi="Times New Roman" w:eastAsia="楷体"/>
+                <w:b w:val="0"/>
+                <w:color w:val="000000"/>
+                <w:sz w:val="18"/>
+              </w:rPr>
+              <w:t>—</w:t>
+            </w:r>
+          </w:p>
+        </w:tc>
+        <w:tc>
+          <w:tcPr>
+            <w:tcW w:type="dxa" w:w="1568"/>
+            <w:vAlign w:val="center"/>
+            <w:tcBorders>
+              <w:top w:val="single" w:sz="4" w:color="A6A6A6"/>
+              <w:left w:val="single" w:sz="4" w:color="A6A6A6"/>
+              <w:bottom w:val="single" w:sz="4" w:color="A6A6A6"/>
+              <w:right w:val="single" w:sz="4" w:color="A6A6A6"/>
+            </w:tcBorders>
+          </w:tcPr>
+          <w:p>
+            <w:pPr>
+              <w:spacing w:before="0" w:after="0" w:line="276" w:lineRule="auto"/>
+              <w:ind w:firstLine="0"/>
+              <w:jc w:val="center"/>
+            </w:pPr>
+            <w:r/>
+            <w:r>
+              <w:rPr>
+                <w:rFonts w:ascii="Times New Roman" w:hAnsi="Times New Roman" w:eastAsia="楷体"/>
+                <w:b w:val="0"/>
+                <w:color w:val="000000"/>
+                <w:sz w:val="18"/>
+              </w:rPr>
+              <w:t>—</w:t>
+            </w:r>
+          </w:p>
+        </w:tc>
+        <w:tc>
+          <w:tcPr>
+            <w:tcW w:type="dxa" w:w="1568"/>
+            <w:vAlign w:val="center"/>
+            <w:tcBorders>
+              <w:top w:val="single" w:sz="4" w:color="A6A6A6"/>
+              <w:left w:val="single" w:sz="4" w:color="A6A6A6"/>
+              <w:bottom w:val="single" w:sz="4" w:color="A6A6A6"/>
+              <w:right w:val="single" w:sz="4" w:color="A6A6A6"/>
+            </w:tcBorders>
+          </w:tcPr>
+          <w:p>
+            <w:pPr>
+              <w:spacing w:before="0" w:after="0" w:line="276" w:lineRule="auto"/>
+              <w:ind w:firstLine="0"/>
+              <w:jc w:val="center"/>
+            </w:pPr>
+            <w:r/>
+            <w:r>
+              <w:rPr>
+                <w:rFonts w:ascii="Times New Roman" w:hAnsi="Times New Roman" w:eastAsia="楷体"/>
+                <w:b w:val="0"/>
+                <w:color w:val="000000"/>
+                <w:sz w:val="18"/>
+              </w:rPr>
+              <w:t>130.67</w:t>
+            </w:r>
+          </w:p>
+        </w:tc>
+      </w:tr>
+    </w:tbl>
+    <w:p>
+      <w:pPr>
+        <w:spacing w:before="0" w:after="80" w:line="360" w:lineRule="auto"/>
+        <w:ind w:firstLine="0"/>
+      </w:pPr>
+      <w:r>
+        <w:rPr>
+          <w:rFonts w:ascii="Times New Roman" w:hAnsi="Times New Roman" w:eastAsia="楷体"/>
+          <w:b w:val="0"/>
+          <w:color w:val="000000"/>
+          <w:sz w:val="19"/>
+        </w:rPr>
+        <w:t>资料来源:中指数据库,风控信评部整理</w:t>
       </w:r>
     </w:p>
     <w:p>
@@ -4388,7 +5467,7 @@
           <w:color w:val="000000"/>
           <w:sz w:val="21"/>
         </w:rPr>
-        <w:t>政府债务方面，2023、2024、2025年末鄂尔多斯市地方政府债务余额分别为1,870.04亿元、1,948.82亿元、1,928.70亿元，2025年末债务限额1,978.83亿元，债务余额控制在限额以内；城投有息债务2025年末估算余额448.55亿元。债务率指标看，2025年末政府债务率212.72%、城投债务率49.47%、宽口径债务率262.19%。</w:t>
+        <w:t>从房地产销售看，2021-2025年宁波市商品住宅成交面积由1,289.44万㎡变动至378.53万㎡、累计下降70.6%；新房均价2025年为21,361元/㎡、较2023年高点(23,030元/㎡)累计下跌7.25%；2025年去化周期20.45个月。二手房市场仍处于深度调整，据中指冰山指数(最低挂牌价口径)，宁波二手房挂牌价较2021年8月高点累计下跌44.45%，2023年累计跌幅-12.51%、2024年累计跌幅-15.42%、2025年累计跌幅-16.97%。</w:t>
       </w:r>
     </w:p>
     <w:p>
@@ -4403,7 +5482,22 @@
           <w:color w:val="000000"/>
           <w:sz w:val="21"/>
         </w:rPr>
-        <w:t>综合来看，鄂尔多斯市财政基本盘较为扎实，但土地财政收缩与债务规模扩张是当前主要压力线；我们预计宽口径债务率短期内将维持中等偏高水平，需重点关注后续化债进展、土地市场企稳情况以及融资平台合规整改对城投再融资能力的影响。</w:t>
+        <w:t>政府债务方面，2023、2024、2025年末宁波市地方政府债务余额分别为3,248.90亿元、3,997.40亿元、4,854.50亿元，两年累计增长49.42%，主要源于地方专项债加快发行及置换债集中落地；2025年末债务限额5,168.35亿元，债务余额控制在限额以内。城投有息债务方面，2025年末估算余额为12,295.65亿元、规模在全国地级市中位居前列，较2023年末增长12.48%。债务率指标看，2025年末宁波市政府债务率158.19%、城投债务率400.67%、宽口径债务率558.86%，较2023年末抬升182.95个百分点，显著高于公认的300%偏高临界线、在全国主要城市中处于较高水平。值得注意的是，政府性基金收入下滑是债务率分母端走低的重要因素，叠加债务规模快速扩张，对债务率指标形成放大效应。</w:t>
+      </w:r>
+    </w:p>
+    <w:p>
+      <w:pPr>
+        <w:spacing w:before="0" w:after="60" w:line="360" w:lineRule="auto"/>
+        <w:ind w:firstLine="420"/>
+      </w:pPr>
+      <w:r>
+        <w:rPr>
+          <w:rFonts w:ascii="Times New Roman" w:hAnsi="Times New Roman" w:eastAsia="楷体"/>
+          <w:b w:val="0"/>
+          <w:color w:val="000000"/>
+          <w:sz w:val="21"/>
+        </w:rPr>
+        <w:t>综合来看，宁波市依托世界级港口和实体制造，经济财政实力较强、区域信用环境稳健。我们预计宽口径债务率短期内将维持高位，需重点关注后续化债进展、土地市场企稳情况以及融资平台合规整改对城投平台再融资能力的影响。</w:t>
       </w:r>
     </w:p>
     <w:sectPr>
